--- a/guj/docx/56.content.docx
+++ b/guj/docx/56.content.docx
@@ -804,6 +804,21 @@
           <w:b/>
           <w:lang w:val="gu_IN" w:bidi="gu_IN"/>
         </w:rPr>
+        <w:t>καὶ ἐπίγνωσιν ἀληθείας</w:t>
+      </w:r>
+    </w:p>
+    <w:p>
+      <w:pPr/>
+      <w:r>
+        <w:rPr>
+          <w:lang w:val="gu_IN" w:bidi="gu_IN"/>
+        </w:rPr>
+      </w:r>
+      <w:r>
+        <w:rPr>
+          <w:b/>
+          <w:lang w:val="gu_IN" w:bidi="gu_IN"/>
+        </w:rPr>
         <w:t>"સત્યના"</w:t>
       </w:r>
     </w:p>
@@ -968,6 +983,21 @@
           <w:b/>
           <w:lang w:val="gu_IN" w:bidi="gu_IN"/>
         </w:rPr>
+        <w:t>ἐπ’ ἐλπίδι ζωῆς αἰωνίου</w:t>
+      </w:r>
+    </w:p>
+    <w:p>
+      <w:pPr/>
+      <w:r>
+        <w:rPr>
+          <w:lang w:val="gu_IN" w:bidi="gu_IN"/>
+        </w:rPr>
+      </w:r>
+      <w:r>
+        <w:rPr>
+          <w:b/>
+          <w:lang w:val="gu_IN" w:bidi="gu_IN"/>
+        </w:rPr>
         <w:t>"અનંતજીવનની એક ચોક્કસ આશા સાથે &amp; આશાનું &amp; સમયના સઘળા યુગો પૂર્વે"</w:t>
       </w:r>
     </w:p>
@@ -1157,6 +1187,21 @@
           <w:b/>
           <w:lang w:val="gu_IN" w:bidi="gu_IN"/>
         </w:rPr>
+        <w:t>ἐφανέρωσεν &amp; τὸν λόγον αὐτοῦ</w:t>
+      </w:r>
+    </w:p>
+    <w:p>
+      <w:pPr/>
+      <w:r>
+        <w:rPr>
+          <w:lang w:val="gu_IN" w:bidi="gu_IN"/>
+        </w:rPr>
+      </w:r>
+      <w:r>
+        <w:rPr>
+          <w:b/>
+          <w:lang w:val="gu_IN" w:bidi="gu_IN"/>
+        </w:rPr>
         <w:t>"ચોક્કસ સમયે, તેમણે &amp; વચન &amp; મને પ્રગટ કર્યું"</w:t>
       </w:r>
     </w:p>
@@ -1232,6 +1277,21 @@
           <w:b/>
           <w:lang w:val="gu_IN" w:bidi="gu_IN"/>
         </w:rPr>
+        <w:t>ἐν κηρύγματι</w:t>
+      </w:r>
+    </w:p>
+    <w:p>
+      <w:pPr/>
+      <w:r>
+        <w:rPr>
+          <w:lang w:val="gu_IN" w:bidi="gu_IN"/>
+        </w:rPr>
+      </w:r>
+      <w:r>
+        <w:rPr>
+          <w:b/>
+          <w:lang w:val="gu_IN" w:bidi="gu_IN"/>
+        </w:rPr>
         <w:t>"ઘોષણાપૂર્વક &amp; દ્વારા"</w:t>
       </w:r>
     </w:p>
@@ -1295,6 +1355,21 @@
           <w:b/>
           <w:lang w:val="gu_IN" w:bidi="gu_IN"/>
         </w:rPr>
+        <w:t>ὃ ἐπιστεύθην ἐγὼ</w:t>
+      </w:r>
+    </w:p>
+    <w:p>
+      <w:pPr/>
+      <w:r>
+        <w:rPr>
+          <w:lang w:val="gu_IN" w:bidi="gu_IN"/>
+        </w:rPr>
+      </w:r>
+      <w:r>
+        <w:rPr>
+          <w:b/>
+          <w:lang w:val="gu_IN" w:bidi="gu_IN"/>
+        </w:rPr>
         <w:t>"તે &amp; મને સોંપવામાં આવ્યું"</w:t>
       </w:r>
     </w:p>
@@ -1370,6 +1445,21 @@
           <w:b/>
           <w:lang w:val="gu_IN" w:bidi="gu_IN"/>
         </w:rPr>
+        <w:t>ἡμῶν</w:t>
+      </w:r>
+    </w:p>
+    <w:p>
+      <w:pPr/>
+      <w:r>
+        <w:rPr>
+          <w:lang w:val="gu_IN" w:bidi="gu_IN"/>
+        </w:rPr>
+      </w:r>
+      <w:r>
+        <w:rPr>
+          <w:b/>
+          <w:lang w:val="gu_IN" w:bidi="gu_IN"/>
+        </w:rPr>
         <w:t>"આપણા"</w:t>
       </w:r>
     </w:p>
@@ -1445,6 +1535,21 @@
           <w:b/>
           <w:lang w:val="gu_IN" w:bidi="gu_IN"/>
         </w:rPr>
+        <w:t>γνησίῳ τέκνῳ</w:t>
+      </w:r>
+    </w:p>
+    <w:p>
+      <w:pPr/>
+      <w:r>
+        <w:rPr>
+          <w:lang w:val="gu_IN" w:bidi="gu_IN"/>
+        </w:rPr>
+      </w:r>
+      <w:r>
+        <w:rPr>
+          <w:b/>
+          <w:lang w:val="gu_IN" w:bidi="gu_IN"/>
+        </w:rPr>
         <w:t>"મારા ખરા દીકરા"</w:t>
       </w:r>
     </w:p>
@@ -1520,6 +1625,21 @@
           <w:b/>
           <w:lang w:val="gu_IN" w:bidi="gu_IN"/>
         </w:rPr>
+        <w:t>κατὰ κοινὴν πίστιν</w:t>
+      </w:r>
+    </w:p>
+    <w:p>
+      <w:pPr/>
+      <w:r>
+        <w:rPr>
+          <w:lang w:val="gu_IN" w:bidi="gu_IN"/>
+        </w:rPr>
+      </w:r>
+      <w:r>
+        <w:rPr>
+          <w:b/>
+          <w:lang w:val="gu_IN" w:bidi="gu_IN"/>
+        </w:rPr>
         <w:t>"સામાન્ય વિશ્વાસમાં"</w:t>
       </w:r>
     </w:p>
@@ -1583,6 +1703,21 @@
           <w:b/>
           <w:lang w:val="gu_IN" w:bidi="gu_IN"/>
         </w:rPr>
+        <w:t>χάρις καὶ εἰρήνη</w:t>
+      </w:r>
+    </w:p>
+    <w:p>
+      <w:pPr/>
+      <w:r>
+        <w:rPr>
+          <w:lang w:val="gu_IN" w:bidi="gu_IN"/>
+        </w:rPr>
+      </w:r>
+      <w:r>
+        <w:rPr>
+          <w:b/>
+          <w:lang w:val="gu_IN" w:bidi="gu_IN"/>
+        </w:rPr>
         <w:t>"અને &amp; કૃપા &amp; શાંતિ"</w:t>
       </w:r>
     </w:p>
@@ -1721,6 +1856,21 @@
           <w:b/>
           <w:lang w:val="gu_IN" w:bidi="gu_IN"/>
         </w:rPr>
+        <w:t>ἡμῶν</w:t>
+      </w:r>
+    </w:p>
+    <w:p>
+      <w:pPr/>
+      <w:r>
+        <w:rPr>
+          <w:lang w:val="gu_IN" w:bidi="gu_IN"/>
+        </w:rPr>
+      </w:r>
+      <w:r>
+        <w:rPr>
+          <w:b/>
+          <w:lang w:val="gu_IN" w:bidi="gu_IN"/>
+        </w:rPr>
         <w:t>"આપણા"</w:t>
       </w:r>
     </w:p>
@@ -1796,6 +1946,21 @@
           <w:b/>
           <w:lang w:val="gu_IN" w:bidi="gu_IN"/>
         </w:rPr>
+        <w:t>τούτου χάριν</w:t>
+      </w:r>
+    </w:p>
+    <w:p>
+      <w:pPr/>
+      <w:r>
+        <w:rPr>
+          <w:lang w:val="gu_IN" w:bidi="gu_IN"/>
+        </w:rPr>
+      </w:r>
+      <w:r>
+        <w:rPr>
+          <w:b/>
+          <w:lang w:val="gu_IN" w:bidi="gu_IN"/>
+        </w:rPr>
         <w:t>"તને આ હેતુથી"</w:t>
       </w:r>
     </w:p>
@@ -2060,6 +2225,21 @@
           <w:b/>
           <w:lang w:val="gu_IN" w:bidi="gu_IN"/>
         </w:rPr>
+        <w:t>εἴ τίς ἐστιν ἀνέγκλητος</w:t>
+      </w:r>
+    </w:p>
+    <w:p>
+      <w:pPr/>
+      <w:r>
+        <w:rPr>
+          <w:lang w:val="gu_IN" w:bidi="gu_IN"/>
+        </w:rPr>
+      </w:r>
+      <w:r>
+        <w:rPr>
+          <w:b/>
+          <w:lang w:val="gu_IN" w:bidi="gu_IN"/>
+        </w:rPr>
         <w:t>"તે દોષ રહિત હોય"</w:t>
       </w:r>
     </w:p>
@@ -2136,6 +2316,21 @@
           <w:b/>
           <w:lang w:val="gu_IN" w:bidi="gu_IN"/>
         </w:rPr>
+        <w:t>ἀνέγκλητος</w:t>
+      </w:r>
+    </w:p>
+    <w:p>
+      <w:pPr/>
+      <w:r>
+        <w:rPr>
+          <w:lang w:val="gu_IN" w:bidi="gu_IN"/>
+        </w:rPr>
+      </w:r>
+      <w:r>
+        <w:rPr>
+          <w:b/>
+          <w:lang w:val="gu_IN" w:bidi="gu_IN"/>
+        </w:rPr>
         <w:t>"તે દોષ રહિત હોય"</w:t>
       </w:r>
     </w:p>
@@ -2218,6 +2413,21 @@
           <w:b/>
           <w:lang w:val="gu_IN" w:bidi="gu_IN"/>
         </w:rPr>
+        <w:t>μιᾶς γυναικὸς ἀνήρ</w:t>
+      </w:r>
+    </w:p>
+    <w:p>
+      <w:pPr/>
+      <w:r>
+        <w:rPr>
+          <w:lang w:val="gu_IN" w:bidi="gu_IN"/>
+        </w:rPr>
+      </w:r>
+      <w:r>
+        <w:rPr>
+          <w:b/>
+          <w:lang w:val="gu_IN" w:bidi="gu_IN"/>
+        </w:rPr>
         <w:t>"એક પત્નીનો પતિ હોય"</w:t>
       </w:r>
     </w:p>
@@ -2293,6 +2503,21 @@
           <w:b/>
           <w:lang w:val="gu_IN" w:bidi="gu_IN"/>
         </w:rPr>
+        <w:t>τέκνα &amp; πιστά</w:t>
+      </w:r>
+    </w:p>
+    <w:p>
+      <w:pPr/>
+      <w:r>
+        <w:rPr>
+          <w:lang w:val="gu_IN" w:bidi="gu_IN"/>
+        </w:rPr>
+      </w:r>
+      <w:r>
+        <w:rPr>
+          <w:b/>
+          <w:lang w:val="gu_IN" w:bidi="gu_IN"/>
+        </w:rPr>
         <w:t>"જેના બાળકો વિશ્વાસી હોય"</w:t>
       </w:r>
     </w:p>
@@ -2356,6 +2581,21 @@
           <w:b/>
           <w:lang w:val="gu_IN" w:bidi="gu_IN"/>
         </w:rPr>
+        <w:t>τὸν ἐπίσκοπον</w:t>
+      </w:r>
+    </w:p>
+    <w:p>
+      <w:pPr/>
+      <w:r>
+        <w:rPr>
+          <w:lang w:val="gu_IN" w:bidi="gu_IN"/>
+        </w:rPr>
+      </w:r>
+      <w:r>
+        <w:rPr>
+          <w:b/>
+          <w:lang w:val="gu_IN" w:bidi="gu_IN"/>
+        </w:rPr>
         <w:t>"અધ્યક્ષ"</w:t>
       </w:r>
     </w:p>
@@ -2432,6 +2672,21 @@
           <w:b/>
           <w:lang w:val="gu_IN" w:bidi="gu_IN"/>
         </w:rPr>
+        <w:t>Θεοῦ οἰκονόμον</w:t>
+      </w:r>
+    </w:p>
+    <w:p>
+      <w:pPr/>
+      <w:r>
+        <w:rPr>
+          <w:lang w:val="gu_IN" w:bidi="gu_IN"/>
+        </w:rPr>
+      </w:r>
+      <w:r>
+        <w:rPr>
+          <w:b/>
+          <w:lang w:val="gu_IN" w:bidi="gu_IN"/>
+        </w:rPr>
         <w:t>"ઈશ્વરના ઘરના સંચાલક"</w:t>
       </w:r>
     </w:p>
@@ -2633,6 +2888,21 @@
           <w:b/>
           <w:lang w:val="gu_IN" w:bidi="gu_IN"/>
         </w:rPr>
+        <w:t>ἀλλὰ</w:t>
+      </w:r>
+    </w:p>
+    <w:p>
+      <w:pPr/>
+      <w:r>
+        <w:rPr>
+          <w:lang w:val="gu_IN" w:bidi="gu_IN"/>
+        </w:rPr>
+      </w:r>
+      <w:r>
+        <w:rPr>
+          <w:b/>
+          <w:lang w:val="gu_IN" w:bidi="gu_IN"/>
+        </w:rPr>
         <w:t>"પરંતુ"</w:t>
       </w:r>
     </w:p>
@@ -2721,6 +2991,21 @@
           <w:b/>
           <w:lang w:val="gu_IN" w:bidi="gu_IN"/>
         </w:rPr>
+        <w:t>φιλάγαθον</w:t>
+      </w:r>
+    </w:p>
+    <w:p>
+      <w:pPr/>
+      <w:r>
+        <w:rPr>
+          <w:lang w:val="gu_IN" w:bidi="gu_IN"/>
+        </w:rPr>
+      </w:r>
+      <w:r>
+        <w:rPr>
+          <w:b/>
+          <w:lang w:val="gu_IN" w:bidi="gu_IN"/>
+        </w:rPr>
         <w:t>"જે સારું છે તેનો મિત્ર"</w:t>
       </w:r>
     </w:p>
@@ -2859,6 +3144,21 @@
           <w:b/>
           <w:lang w:val="gu_IN" w:bidi="gu_IN"/>
         </w:rPr>
+        <w:t>δίκαιον, ὅσιον</w:t>
+      </w:r>
+    </w:p>
+    <w:p>
+      <w:pPr/>
+      <w:r>
+        <w:rPr>
+          <w:lang w:val="gu_IN" w:bidi="gu_IN"/>
+        </w:rPr>
+      </w:r>
+      <w:r>
+        <w:rPr>
+          <w:b/>
+          <w:lang w:val="gu_IN" w:bidi="gu_IN"/>
+        </w:rPr>
         <w:t>"ન્યાયી, પવિત્ર"</w:t>
       </w:r>
     </w:p>
@@ -2934,6 +3234,21 @@
           <w:b/>
           <w:lang w:val="gu_IN" w:bidi="gu_IN"/>
         </w:rPr>
+        <w:t>ἀντεχόμενον</w:t>
+      </w:r>
+    </w:p>
+    <w:p>
+      <w:pPr/>
+      <w:r>
+        <w:rPr>
+          <w:lang w:val="gu_IN" w:bidi="gu_IN"/>
+        </w:rPr>
+      </w:r>
+      <w:r>
+        <w:rPr>
+          <w:b/>
+          <w:lang w:val="gu_IN" w:bidi="gu_IN"/>
+        </w:rPr>
         <w:t>"દ્રઢતાથી વળગી રહેવું જોઈએ"</w:t>
       </w:r>
     </w:p>
@@ -3072,6 +3387,21 @@
           <w:b/>
           <w:lang w:val="gu_IN" w:bidi="gu_IN"/>
         </w:rPr>
+        <w:t>ἵνα</w:t>
+      </w:r>
+    </w:p>
+    <w:p>
+      <w:pPr/>
+      <w:r>
+        <w:rPr>
+          <w:lang w:val="gu_IN" w:bidi="gu_IN"/>
+        </w:rPr>
+      </w:r>
+      <w:r>
+        <w:rPr>
+          <w:b/>
+          <w:lang w:val="gu_IN" w:bidi="gu_IN"/>
+        </w:rPr>
         <w:t>"દ્વારા"</w:t>
       </w:r>
     </w:p>
@@ -3160,6 +3490,21 @@
           <w:b/>
           <w:lang w:val="gu_IN" w:bidi="gu_IN"/>
         </w:rPr>
+        <w:t>τῇ διδασκαλίᾳ τῇ ὑγιαινούσῃ</w:t>
+      </w:r>
+    </w:p>
+    <w:p>
+      <w:pPr/>
+      <w:r>
+        <w:rPr>
+          <w:lang w:val="gu_IN" w:bidi="gu_IN"/>
+        </w:rPr>
+      </w:r>
+      <w:r>
+        <w:rPr>
+          <w:b/>
+          <w:lang w:val="gu_IN" w:bidi="gu_IN"/>
+        </w:rPr>
         <w:t>"જેથી તે &amp; શુદ્ધ શિક્ષણ"</w:t>
       </w:r>
     </w:p>
@@ -3230,6 +3575,21 @@
           <w:b/>
           <w:lang w:val="gu_IN" w:bidi="gu_IN"/>
         </w:rPr>
+        <w:t>ματαιολόγοι</w:t>
+      </w:r>
+    </w:p>
+    <w:p>
+      <w:pPr/>
+      <w:r>
+        <w:rPr>
+          <w:lang w:val="gu_IN" w:bidi="gu_IN"/>
+        </w:rPr>
+      </w:r>
+      <w:r>
+        <w:rPr>
+          <w:b/>
+          <w:lang w:val="gu_IN" w:bidi="gu_IN"/>
+        </w:rPr>
         <w:t>"જેઓ બળવાખોર &amp; ખાલી વાતો કરનારા"</w:t>
       </w:r>
     </w:p>
@@ -3331,6 +3691,21 @@
           <w:b/>
           <w:lang w:val="gu_IN" w:bidi="gu_IN"/>
         </w:rPr>
+        <w:t>φρεναπάται</w:t>
+      </w:r>
+    </w:p>
+    <w:p>
+      <w:pPr/>
+      <w:r>
+        <w:rPr>
+          <w:lang w:val="gu_IN" w:bidi="gu_IN"/>
+        </w:rPr>
+      </w:r>
+      <w:r>
+        <w:rPr>
+          <w:b/>
+          <w:lang w:val="gu_IN" w:bidi="gu_IN"/>
+        </w:rPr>
         <w:t>"છેતરપીંડી કરનારા છે"</w:t>
       </w:r>
     </w:p>
@@ -3394,6 +3769,21 @@
           <w:b/>
           <w:lang w:val="gu_IN" w:bidi="gu_IN"/>
         </w:rPr>
+        <w:t>ματαιολόγοι, καὶ φρεναπάται</w:t>
+      </w:r>
+    </w:p>
+    <w:p>
+      <w:pPr/>
+      <w:r>
+        <w:rPr>
+          <w:lang w:val="gu_IN" w:bidi="gu_IN"/>
+        </w:rPr>
+      </w:r>
+      <w:r>
+        <w:rPr>
+          <w:b/>
+          <w:lang w:val="gu_IN" w:bidi="gu_IN"/>
+        </w:rPr>
         <w:t>"ખાલી વાતો કરનારા અને છેતરપીંડી કરનારા છે"</w:t>
       </w:r>
     </w:p>
@@ -3489,6 +3879,21 @@
           <w:b/>
           <w:lang w:val="gu_IN" w:bidi="gu_IN"/>
         </w:rPr>
+        <w:t>οἱ ἐκ τῆς περιτομῆς</w:t>
+      </w:r>
+    </w:p>
+    <w:p>
+      <w:pPr/>
+      <w:r>
+        <w:rPr>
+          <w:lang w:val="gu_IN" w:bidi="gu_IN"/>
+        </w:rPr>
+      </w:r>
+      <w:r>
+        <w:rPr>
+          <w:b/>
+          <w:lang w:val="gu_IN" w:bidi="gu_IN"/>
+        </w:rPr>
         <w:t>"છેતરપીંડી કરનારા છે &amp; સુન્નતીઓ છે"</w:t>
       </w:r>
     </w:p>
@@ -3564,6 +3969,21 @@
           <w:b/>
           <w:lang w:val="gu_IN" w:bidi="gu_IN"/>
         </w:rPr>
+        <w:t>οὓς δεῖ ἐπιστομίζειν</w:t>
+      </w:r>
+    </w:p>
+    <w:p>
+      <w:pPr/>
+      <w:r>
+        <w:rPr>
+          <w:lang w:val="gu_IN" w:bidi="gu_IN"/>
+        </w:rPr>
+      </w:r>
+      <w:r>
+        <w:rPr>
+          <w:b/>
+          <w:lang w:val="gu_IN" w:bidi="gu_IN"/>
+        </w:rPr>
         <w:t>"એ જરુરી છે કે તેઓને અટકાવવામાં આવે"</w:t>
       </w:r>
     </w:p>
@@ -3627,6 +4047,21 @@
           <w:b/>
           <w:lang w:val="gu_IN" w:bidi="gu_IN"/>
         </w:rPr>
+        <w:t>ὅλους οἴκους ἀνατρέπουσιν</w:t>
+      </w:r>
+    </w:p>
+    <w:p>
+      <w:pPr/>
+      <w:r>
+        <w:rPr>
+          <w:lang w:val="gu_IN" w:bidi="gu_IN"/>
+        </w:rPr>
+      </w:r>
+      <w:r>
+        <w:rPr>
+          <w:b/>
+          <w:lang w:val="gu_IN" w:bidi="gu_IN"/>
+        </w:rPr>
         <w:t>"બધા કુટુંબીજનોને અસ્વસ્થ કરે છે"</w:t>
       </w:r>
     </w:p>
@@ -3697,6 +4132,21 @@
           <w:b/>
           <w:lang w:val="gu_IN" w:bidi="gu_IN"/>
         </w:rPr>
+        <w:t>αἰσχροῦ κέρδους χάριν</w:t>
+      </w:r>
+    </w:p>
+    <w:p>
+      <w:pPr/>
+      <w:r>
+        <w:rPr>
+          <w:lang w:val="gu_IN" w:bidi="gu_IN"/>
+        </w:rPr>
+      </w:r>
+      <w:r>
+        <w:rPr>
+          <w:b/>
+          <w:lang w:val="gu_IN" w:bidi="gu_IN"/>
+        </w:rPr>
         <w:t>"શરમજનક લાભ માટે"</w:t>
       </w:r>
     </w:p>
@@ -3823,6 +4273,21 @@
           <w:b/>
           <w:lang w:val="gu_IN" w:bidi="gu_IN"/>
         </w:rPr>
+        <w:t>Κρῆτες ἀεὶ ψεῦσται</w:t>
+      </w:r>
+    </w:p>
+    <w:p>
+      <w:pPr/>
+      <w:r>
+        <w:rPr>
+          <w:lang w:val="gu_IN" w:bidi="gu_IN"/>
+        </w:rPr>
+      </w:r>
+      <w:r>
+        <w:rPr>
+          <w:b/>
+          <w:lang w:val="gu_IN" w:bidi="gu_IN"/>
+        </w:rPr>
         <w:t>"ક્રીતીઓ હમેંશા જૂઠા"</w:t>
       </w:r>
     </w:p>
@@ -3898,6 +4363,21 @@
           <w:b/>
           <w:lang w:val="gu_IN" w:bidi="gu_IN"/>
         </w:rPr>
+        <w:t>κακὰ θηρία</w:t>
+      </w:r>
+    </w:p>
+    <w:p>
+      <w:pPr/>
+      <w:r>
+        <w:rPr>
+          <w:lang w:val="gu_IN" w:bidi="gu_IN"/>
+        </w:rPr>
+      </w:r>
+      <w:r>
+        <w:rPr>
+          <w:b/>
+          <w:lang w:val="gu_IN" w:bidi="gu_IN"/>
+        </w:rPr>
         <w:t>"જંગલી પશુઓ"</w:t>
       </w:r>
     </w:p>
@@ -3973,6 +4453,21 @@
           <w:b/>
           <w:lang w:val="gu_IN" w:bidi="gu_IN"/>
         </w:rPr>
+        <w:t>γαστέρες ἀργαί</w:t>
+      </w:r>
+    </w:p>
+    <w:p>
+      <w:pPr/>
+      <w:r>
+        <w:rPr>
+          <w:lang w:val="gu_IN" w:bidi="gu_IN"/>
+        </w:rPr>
+      </w:r>
+      <w:r>
+        <w:rPr>
+          <w:b/>
+          <w:lang w:val="gu_IN" w:bidi="gu_IN"/>
+        </w:rPr>
         <w:t>"આળસુ ખાઉધરાઓ છે"</w:t>
       </w:r>
     </w:p>
@@ -4111,6 +4606,21 @@
           <w:b/>
           <w:lang w:val="gu_IN" w:bidi="gu_IN"/>
         </w:rPr>
+        <w:t>δι’ ἣν αἰτίαν</w:t>
+      </w:r>
+    </w:p>
+    <w:p>
+      <w:pPr/>
+      <w:r>
+        <w:rPr>
+          <w:lang w:val="gu_IN" w:bidi="gu_IN"/>
+        </w:rPr>
+      </w:r>
+      <w:r>
+        <w:rPr>
+          <w:b/>
+          <w:lang w:val="gu_IN" w:bidi="gu_IN"/>
+        </w:rPr>
         <w:t>"કારણથી &amp; કે &amp; તેઓ"</w:t>
       </w:r>
     </w:p>
@@ -4263,6 +4773,21 @@
           <w:b/>
           <w:lang w:val="gu_IN" w:bidi="gu_IN"/>
         </w:rPr>
+        <w:t>ἵνα</w:t>
+      </w:r>
+    </w:p>
+    <w:p>
+      <w:pPr/>
+      <w:r>
+        <w:rPr>
+          <w:lang w:val="gu_IN" w:bidi="gu_IN"/>
+        </w:rPr>
+      </w:r>
+      <w:r>
+        <w:rPr>
+          <w:b/>
+          <w:lang w:val="gu_IN" w:bidi="gu_IN"/>
+        </w:rPr>
         <w:t>"જેથી"</w:t>
       </w:r>
     </w:p>
@@ -4345,6 +4870,21 @@
           <w:b/>
           <w:lang w:val="gu_IN" w:bidi="gu_IN"/>
         </w:rPr>
+        <w:t>ἐν τῇ πίστει</w:t>
+      </w:r>
+    </w:p>
+    <w:p>
+      <w:pPr/>
+      <w:r>
+        <w:rPr>
+          <w:lang w:val="gu_IN" w:bidi="gu_IN"/>
+        </w:rPr>
+      </w:r>
+      <w:r>
+        <w:rPr>
+          <w:b/>
+          <w:lang w:val="gu_IN" w:bidi="gu_IN"/>
+        </w:rPr>
         <w:t>"વિશ્વાસમાં"</w:t>
       </w:r>
     </w:p>
@@ -4571,6 +5111,21 @@
           <w:b/>
           <w:lang w:val="gu_IN" w:bidi="gu_IN"/>
         </w:rPr>
+        <w:t>πάντα καθαρὰ τοῖς καθαροῖς</w:t>
+      </w:r>
+    </w:p>
+    <w:p>
+      <w:pPr/>
+      <w:r>
+        <w:rPr>
+          <w:lang w:val="gu_IN" w:bidi="gu_IN"/>
+        </w:rPr>
+      </w:r>
+      <w:r>
+        <w:rPr>
+          <w:b/>
+          <w:lang w:val="gu_IN" w:bidi="gu_IN"/>
+        </w:rPr>
         <w:t>"જેઓ શુદ્ધ છે &amp; સઘળું શુદ્ધ છે"</w:t>
       </w:r>
     </w:p>
@@ -4697,6 +5252,21 @@
           <w:b/>
           <w:lang w:val="gu_IN" w:bidi="gu_IN"/>
         </w:rPr>
+        <w:t>δὲ</w:t>
+      </w:r>
+    </w:p>
+    <w:p>
+      <w:pPr/>
+      <w:r>
+        <w:rPr>
+          <w:lang w:val="gu_IN" w:bidi="gu_IN"/>
+        </w:rPr>
+      </w:r>
+      <w:r>
+        <w:rPr>
+          <w:b/>
+          <w:lang w:val="gu_IN" w:bidi="gu_IN"/>
+        </w:rPr>
         <w:t>"માટે"</w:t>
       </w:r>
     </w:p>
@@ -4860,6 +5430,21 @@
           <w:b/>
           <w:lang w:val="gu_IN" w:bidi="gu_IN"/>
         </w:rPr>
+        <w:t>δὲ</w:t>
+      </w:r>
+    </w:p>
+    <w:p>
+      <w:pPr/>
+      <w:r>
+        <w:rPr>
+          <w:lang w:val="gu_IN" w:bidi="gu_IN"/>
+        </w:rPr>
+      </w:r>
+      <w:r>
+        <w:rPr>
+          <w:b/>
+          <w:lang w:val="gu_IN" w:bidi="gu_IN"/>
+        </w:rPr>
         <w:t>"પરંતુ"</w:t>
       </w:r>
     </w:p>
@@ -5106,6 +5691,21 @@
           <w:b/>
           <w:lang w:val="gu_IN" w:bidi="gu_IN"/>
         </w:rPr>
+        <w:t>σὺ δὲ</w:t>
+      </w:r>
+    </w:p>
+    <w:p>
+      <w:pPr/>
+      <w:r>
+        <w:rPr>
+          <w:lang w:val="gu_IN" w:bidi="gu_IN"/>
+        </w:rPr>
+      </w:r>
+      <w:r>
+        <w:rPr>
+          <w:b/>
+          <w:lang w:val="gu_IN" w:bidi="gu_IN"/>
+        </w:rPr>
         <w:t>"તું"</w:t>
       </w:r>
     </w:p>
@@ -5251,6 +5851,21 @@
           <w:b/>
           <w:lang w:val="gu_IN" w:bidi="gu_IN"/>
         </w:rPr>
+        <w:t>πρεσβύτας &amp; εἶναι</w:t>
+      </w:r>
+    </w:p>
+    <w:p>
+      <w:pPr/>
+      <w:r>
+        <w:rPr>
+          <w:lang w:val="gu_IN" w:bidi="gu_IN"/>
+        </w:rPr>
+      </w:r>
+      <w:r>
+        <w:rPr>
+          <w:b/>
+          <w:lang w:val="gu_IN" w:bidi="gu_IN"/>
+        </w:rPr>
         <w:t>"વૃદ્ધ પુરુષો &amp; હોવા જોઈએ"</w:t>
       </w:r>
     </w:p>
@@ -5592,6 +6207,21 @@
           <w:b/>
           <w:lang w:val="gu_IN" w:bidi="gu_IN"/>
         </w:rPr>
+        <w:t>ὑγιαίνοντας τῇ πίστει, τῇ ἀγάπῃ, τῇ ὑπομονῇ</w:t>
+      </w:r>
+    </w:p>
+    <w:p>
+      <w:pPr/>
+      <w:r>
+        <w:rPr>
+          <w:lang w:val="gu_IN" w:bidi="gu_IN"/>
+        </w:rPr>
+      </w:r>
+      <w:r>
+        <w:rPr>
+          <w:b/>
+          <w:lang w:val="gu_IN" w:bidi="gu_IN"/>
+        </w:rPr>
         <w:t>"તથા વિશ્વાસમાં &amp; દ્રઢ"</w:t>
       </w:r>
     </w:p>
@@ -5694,6 +6324,21 @@
           <w:b/>
           <w:lang w:val="gu_IN" w:bidi="gu_IN"/>
         </w:rPr>
+        <w:t>ὑγιαίνοντας τῇ πίστει</w:t>
+      </w:r>
+    </w:p>
+    <w:p>
+      <w:pPr/>
+      <w:r>
+        <w:rPr>
+          <w:lang w:val="gu_IN" w:bidi="gu_IN"/>
+        </w:rPr>
+      </w:r>
+      <w:r>
+        <w:rPr>
+          <w:b/>
+          <w:lang w:val="gu_IN" w:bidi="gu_IN"/>
+        </w:rPr>
         <w:t>"તથા વિશ્વાસમાં &amp; દ્રઢ"</w:t>
       </w:r>
     </w:p>
@@ -5782,6 +6427,21 @@
           <w:b/>
           <w:lang w:val="gu_IN" w:bidi="gu_IN"/>
         </w:rPr>
+        <w:t>τῇ ἀγάπῃ</w:t>
+      </w:r>
+    </w:p>
+    <w:p>
+      <w:pPr/>
+      <w:r>
+        <w:rPr>
+          <w:lang w:val="gu_IN" w:bidi="gu_IN"/>
+        </w:rPr>
+      </w:r>
+      <w:r>
+        <w:rPr>
+          <w:b/>
+          <w:lang w:val="gu_IN" w:bidi="gu_IN"/>
+        </w:rPr>
         <w:t>"પ્રેમમાં અને"</w:t>
       </w:r>
     </w:p>
@@ -5870,6 +6530,21 @@
           <w:b/>
           <w:lang w:val="gu_IN" w:bidi="gu_IN"/>
         </w:rPr>
+        <w:t>τῇ ὑπομονῇ</w:t>
+      </w:r>
+    </w:p>
+    <w:p>
+      <w:pPr/>
+      <w:r>
+        <w:rPr>
+          <w:lang w:val="gu_IN" w:bidi="gu_IN"/>
+        </w:rPr>
+      </w:r>
+      <w:r>
+        <w:rPr>
+          <w:b/>
+          <w:lang w:val="gu_IN" w:bidi="gu_IN"/>
+        </w:rPr>
         <w:t>"ધીરજમાં"</w:t>
       </w:r>
     </w:p>
@@ -5958,6 +6633,21 @@
           <w:b/>
           <w:lang w:val="gu_IN" w:bidi="gu_IN"/>
         </w:rPr>
+        <w:t>πρεσβύτιδας ὡσαύτως</w:t>
+      </w:r>
+    </w:p>
+    <w:p>
+      <w:pPr/>
+      <w:r>
+        <w:rPr>
+          <w:lang w:val="gu_IN" w:bidi="gu_IN"/>
+        </w:rPr>
+      </w:r>
+      <w:r>
+        <w:rPr>
+          <w:b/>
+          <w:lang w:val="gu_IN" w:bidi="gu_IN"/>
+        </w:rPr>
         <w:t>"એ જ પ્રમાણે વૃદ્ધ સ્ત્રીઓ"</w:t>
       </w:r>
     </w:p>
@@ -6079,6 +6769,21 @@
           <w:b/>
           <w:lang w:val="gu_IN" w:bidi="gu_IN"/>
         </w:rPr>
+        <w:t>οἴνῳ πολλῷ δεδουλωμένας</w:t>
+      </w:r>
+    </w:p>
+    <w:p>
+      <w:pPr/>
+      <w:r>
+        <w:rPr>
+          <w:lang w:val="gu_IN" w:bidi="gu_IN"/>
+        </w:rPr>
+      </w:r>
+      <w:r>
+        <w:rPr>
+          <w:b/>
+          <w:lang w:val="gu_IN" w:bidi="gu_IN"/>
+        </w:rPr>
         <w:t>"વધારે પડતા દ્રાક્ષારસની બંધાણી"</w:t>
       </w:r>
     </w:p>
@@ -6229,6 +6934,21 @@
           <w:b/>
           <w:lang w:val="gu_IN" w:bidi="gu_IN"/>
         </w:rPr>
+        <w:t>καλοδιδασκάλους</w:t>
+      </w:r>
+    </w:p>
+    <w:p>
+      <w:pPr/>
+      <w:r>
+        <w:rPr>
+          <w:lang w:val="gu_IN" w:bidi="gu_IN"/>
+        </w:rPr>
+      </w:r>
+      <w:r>
+        <w:rPr>
+          <w:b/>
+          <w:lang w:val="gu_IN" w:bidi="gu_IN"/>
+        </w:rPr>
         <w:t>"પરંતુ જે સારું છે તેની શિક્ષિકાઓ હોવી જોઈએ"</w:t>
       </w:r>
     </w:p>
@@ -6569,6 +7289,21 @@
           <w:b/>
           <w:lang w:val="gu_IN" w:bidi="gu_IN"/>
         </w:rPr>
+        <w:t>ὁ λόγος τοῦ Θεοῦ</w:t>
+      </w:r>
+    </w:p>
+    <w:p>
+      <w:pPr/>
+      <w:r>
+        <w:rPr>
+          <w:lang w:val="gu_IN" w:bidi="gu_IN"/>
+        </w:rPr>
+      </w:r>
+      <w:r>
+        <w:rPr>
+          <w:b/>
+          <w:lang w:val="gu_IN" w:bidi="gu_IN"/>
+        </w:rPr>
         <w:t>"જેથી ઈશ્વરના વચનનું અપમાન થાય નહિ"</w:t>
       </w:r>
     </w:p>
@@ -6651,6 +7386,21 @@
           <w:b/>
           <w:lang w:val="gu_IN" w:bidi="gu_IN"/>
         </w:rPr>
+        <w:t>ὡσαύτως</w:t>
+      </w:r>
+    </w:p>
+    <w:p>
+      <w:pPr/>
+      <w:r>
+        <w:rPr>
+          <w:lang w:val="gu_IN" w:bidi="gu_IN"/>
+        </w:rPr>
+      </w:r>
+      <w:r>
+        <w:rPr>
+          <w:b/>
+          <w:lang w:val="gu_IN" w:bidi="gu_IN"/>
+        </w:rPr>
         <w:t>"એ જ પ્રમાણે"</w:t>
       </w:r>
     </w:p>
@@ -6840,6 +7590,21 @@
           <w:b/>
           <w:lang w:val="gu_IN" w:bidi="gu_IN"/>
         </w:rPr>
+        <w:t>ὑγιῆ</w:t>
+      </w:r>
+    </w:p>
+    <w:p>
+      <w:pPr/>
+      <w:r>
+        <w:rPr>
+          <w:lang w:val="gu_IN" w:bidi="gu_IN"/>
+        </w:rPr>
+      </w:r>
+      <w:r>
+        <w:rPr>
+          <w:b/>
+          <w:lang w:val="gu_IN" w:bidi="gu_IN"/>
+        </w:rPr>
         <w:t>"શુદ્ધ"</w:t>
       </w:r>
     </w:p>
@@ -6968,6 +7733,21 @@
           <w:b/>
           <w:lang w:val="gu_IN" w:bidi="gu_IN"/>
         </w:rPr>
+        <w:t>ἵνα ὁ ἐξ ἐναντίας ἐντραπῇ</w:t>
+      </w:r>
+    </w:p>
+    <w:p>
+      <w:pPr/>
+      <w:r>
+        <w:rPr>
+          <w:lang w:val="gu_IN" w:bidi="gu_IN"/>
+        </w:rPr>
+      </w:r>
+      <w:r>
+        <w:rPr>
+          <w:b/>
+          <w:lang w:val="gu_IN" w:bidi="gu_IN"/>
+        </w:rPr>
         <w:t>"જેથી વિરોધીઓ શરમાઈ જાય &amp; તેઓ પાસે"</w:t>
       </w:r>
     </w:p>
@@ -7043,6 +7823,21 @@
           <w:b/>
           <w:lang w:val="gu_IN" w:bidi="gu_IN"/>
         </w:rPr>
+        <w:t>ἡμῶν</w:t>
+      </w:r>
+    </w:p>
+    <w:p>
+      <w:pPr/>
+      <w:r>
+        <w:rPr>
+          <w:lang w:val="gu_IN" w:bidi="gu_IN"/>
+        </w:rPr>
+      </w:r>
+      <w:r>
+        <w:rPr>
+          <w:b/>
+          <w:lang w:val="gu_IN" w:bidi="gu_IN"/>
+        </w:rPr>
         <w:t>"અને આપણા"</w:t>
       </w:r>
     </w:p>
@@ -7118,6 +7913,21 @@
           <w:b/>
           <w:lang w:val="gu_IN" w:bidi="gu_IN"/>
         </w:rPr>
+        <w:t>δούλους ἰδίοις δεσπόταις ὑποτάσσεσθαι</w:t>
+      </w:r>
+    </w:p>
+    <w:p>
+      <w:pPr/>
+      <w:r>
+        <w:rPr>
+          <w:lang w:val="gu_IN" w:bidi="gu_IN"/>
+        </w:rPr>
+      </w:r>
+      <w:r>
+        <w:rPr>
+          <w:b/>
+          <w:lang w:val="gu_IN" w:bidi="gu_IN"/>
+        </w:rPr>
         <w:t>"દાસોએ &amp; તેમના માલિકોને આધીન રહેવું"</w:t>
       </w:r>
     </w:p>
@@ -7308,6 +8118,21 @@
           <w:b/>
           <w:lang w:val="gu_IN" w:bidi="gu_IN"/>
         </w:rPr>
+        <w:t>εὐαρέστους εἶναι</w:t>
+      </w:r>
+    </w:p>
+    <w:p>
+      <w:pPr/>
+      <w:r>
+        <w:rPr>
+          <w:lang w:val="gu_IN" w:bidi="gu_IN"/>
+        </w:rPr>
+      </w:r>
+      <w:r>
+        <w:rPr>
+          <w:b/>
+          <w:lang w:val="gu_IN" w:bidi="gu_IN"/>
+        </w:rPr>
         <w:t>"તેમને પ્રસન્ન રાખવા"</w:t>
       </w:r>
     </w:p>
@@ -7371,6 +8196,21 @@
           <w:b/>
           <w:lang w:val="gu_IN" w:bidi="gu_IN"/>
         </w:rPr>
+        <w:t>μὴ νοσφιζομένους</w:t>
+      </w:r>
+    </w:p>
+    <w:p>
+      <w:pPr/>
+      <w:r>
+        <w:rPr>
+          <w:lang w:val="gu_IN" w:bidi="gu_IN"/>
+        </w:rPr>
+      </w:r>
+      <w:r>
+        <w:rPr>
+          <w:b/>
+          <w:lang w:val="gu_IN" w:bidi="gu_IN"/>
+        </w:rPr>
         <w:t>"ચોરી કરવી નહિ"</w:t>
       </w:r>
     </w:p>
@@ -7623,6 +8463,21 @@
           <w:b/>
           <w:lang w:val="gu_IN" w:bidi="gu_IN"/>
         </w:rPr>
+        <w:t>ἡμῶν</w:t>
+      </w:r>
+    </w:p>
+    <w:p>
+      <w:pPr/>
+      <w:r>
+        <w:rPr>
+          <w:lang w:val="gu_IN" w:bidi="gu_IN"/>
+        </w:rPr>
+      </w:r>
+      <w:r>
+        <w:rPr>
+          <w:b/>
+          <w:lang w:val="gu_IN" w:bidi="gu_IN"/>
+        </w:rPr>
         <w:t>"આપણા"</w:t>
       </w:r>
     </w:p>
@@ -7786,6 +8641,21 @@
           <w:b/>
           <w:lang w:val="gu_IN" w:bidi="gu_IN"/>
         </w:rPr>
+        <w:t>παιδεύουσα ἡμᾶς</w:t>
+      </w:r>
+    </w:p>
+    <w:p>
+      <w:pPr/>
+      <w:r>
+        <w:rPr>
+          <w:lang w:val="gu_IN" w:bidi="gu_IN"/>
+        </w:rPr>
+      </w:r>
+      <w:r>
+        <w:rPr>
+          <w:b/>
+          <w:lang w:val="gu_IN" w:bidi="gu_IN"/>
+        </w:rPr>
         <w:t>"જે આપણને તાલીમ આપે છે &amp; આપણે"</w:t>
       </w:r>
     </w:p>
@@ -7861,6 +8731,21 @@
           <w:b/>
           <w:lang w:val="gu_IN" w:bidi="gu_IN"/>
         </w:rPr>
+        <w:t>ἡμᾶς</w:t>
+      </w:r>
+    </w:p>
+    <w:p>
+      <w:pPr/>
+      <w:r>
+        <w:rPr>
+          <w:lang w:val="gu_IN" w:bidi="gu_IN"/>
+        </w:rPr>
+      </w:r>
+      <w:r>
+        <w:rPr>
+          <w:b/>
+          <w:lang w:val="gu_IN" w:bidi="gu_IN"/>
+        </w:rPr>
         <w:t>"આપણે"</w:t>
       </w:r>
     </w:p>
@@ -7949,6 +8834,21 @@
           <w:b/>
           <w:lang w:val="gu_IN" w:bidi="gu_IN"/>
         </w:rPr>
+        <w:t>τὴν ἀσέβειαν</w:t>
+      </w:r>
+    </w:p>
+    <w:p>
+      <w:pPr/>
+      <w:r>
+        <w:rPr>
+          <w:lang w:val="gu_IN" w:bidi="gu_IN"/>
+        </w:rPr>
+      </w:r>
+      <w:r>
+        <w:rPr>
+          <w:b/>
+          <w:lang w:val="gu_IN" w:bidi="gu_IN"/>
+        </w:rPr>
         <w:t>"અધર્મીપણા &amp; જગિક"</w:t>
       </w:r>
     </w:p>
@@ -8012,6 +8912,21 @@
           <w:b/>
           <w:lang w:val="gu_IN" w:bidi="gu_IN"/>
         </w:rPr>
+        <w:t>τὰς κοσμικὰς ἐπιθυμίας</w:t>
+      </w:r>
+    </w:p>
+    <w:p>
+      <w:pPr/>
+      <w:r>
+        <w:rPr>
+          <w:lang w:val="gu_IN" w:bidi="gu_IN"/>
+        </w:rPr>
+      </w:r>
+      <w:r>
+        <w:rPr>
+          <w:b/>
+          <w:lang w:val="gu_IN" w:bidi="gu_IN"/>
+        </w:rPr>
         <w:t>"અધર્મીપણા &amp; જગિક વાસનાઓને"</w:t>
       </w:r>
     </w:p>
@@ -8292,6 +9207,21 @@
           <w:b/>
           <w:lang w:val="gu_IN" w:bidi="gu_IN"/>
         </w:rPr>
+        <w:t>τὴν μακαρίαν ἐλπίδα, καὶ ἐπιφάνειαν τῆς δόξης</w:t>
+      </w:r>
+    </w:p>
+    <w:p>
+      <w:pPr/>
+      <w:r>
+        <w:rPr>
+          <w:lang w:val="gu_IN" w:bidi="gu_IN"/>
+        </w:rPr>
+      </w:r>
+      <w:r>
+        <w:rPr>
+          <w:b/>
+          <w:lang w:val="gu_IN" w:bidi="gu_IN"/>
+        </w:rPr>
         <w:t>"જ્યારે આપણે ધન્ય આશાની પ્રાપ્તિ"</w:t>
       </w:r>
     </w:p>
@@ -8563,6 +9493,21 @@
           <w:b/>
           <w:lang w:val="gu_IN" w:bidi="gu_IN"/>
         </w:rPr>
+        <w:t>ὃς ἔδωκεν ἑαυτὸν ὑπὲρ ἡμῶν</w:t>
+      </w:r>
+    </w:p>
+    <w:p>
+      <w:pPr/>
+      <w:r>
+        <w:rPr>
+          <w:lang w:val="gu_IN" w:bidi="gu_IN"/>
+        </w:rPr>
+      </w:r>
+      <w:r>
+        <w:rPr>
+          <w:b/>
+          <w:lang w:val="gu_IN" w:bidi="gu_IN"/>
+        </w:rPr>
         <w:t>"આપણને &amp; માટે &amp; પોતાને બલિદાન"</w:t>
       </w:r>
     </w:p>
@@ -8638,6 +9583,21 @@
           <w:b/>
           <w:lang w:val="gu_IN" w:bidi="gu_IN"/>
         </w:rPr>
+        <w:t>ἡμῶν</w:t>
+      </w:r>
+    </w:p>
+    <w:p>
+      <w:pPr/>
+      <w:r>
+        <w:rPr>
+          <w:lang w:val="gu_IN" w:bidi="gu_IN"/>
+        </w:rPr>
+      </w:r>
+      <w:r>
+        <w:rPr>
+          <w:b/>
+          <w:lang w:val="gu_IN" w:bidi="gu_IN"/>
+        </w:rPr>
         <w:t>"આપણને"</w:t>
       </w:r>
     </w:p>
@@ -8713,6 +9673,21 @@
           <w:b/>
           <w:lang w:val="gu_IN" w:bidi="gu_IN"/>
         </w:rPr>
+        <w:t>λυτρώσηται ἡμᾶς ἀπὸ πάσης ἀνομίας</w:t>
+      </w:r>
+    </w:p>
+    <w:p>
+      <w:pPr/>
+      <w:r>
+        <w:rPr>
+          <w:lang w:val="gu_IN" w:bidi="gu_IN"/>
+        </w:rPr>
+      </w:r>
+      <w:r>
+        <w:rPr>
+          <w:b/>
+          <w:lang w:val="gu_IN" w:bidi="gu_IN"/>
+        </w:rPr>
         <w:t>"સર્વ અધર્મીપણાથી તારવાને, આપણને"</w:t>
       </w:r>
     </w:p>
@@ -8788,6 +9763,21 @@
           <w:b/>
           <w:lang w:val="gu_IN" w:bidi="gu_IN"/>
         </w:rPr>
+        <w:t>ἡμᾶς</w:t>
+      </w:r>
+    </w:p>
+    <w:p>
+      <w:pPr/>
+      <w:r>
+        <w:rPr>
+          <w:lang w:val="gu_IN" w:bidi="gu_IN"/>
+        </w:rPr>
+      </w:r>
+      <w:r>
+        <w:rPr>
+          <w:b/>
+          <w:lang w:val="gu_IN" w:bidi="gu_IN"/>
+        </w:rPr>
         <w:t>"આપણને"</w:t>
       </w:r>
     </w:p>
@@ -8863,6 +9853,21 @@
           <w:b/>
           <w:lang w:val="gu_IN" w:bidi="gu_IN"/>
         </w:rPr>
+        <w:t>λαὸν περιούσιον</w:t>
+      </w:r>
+    </w:p>
+    <w:p>
+      <w:pPr/>
+      <w:r>
+        <w:rPr>
+          <w:lang w:val="gu_IN" w:bidi="gu_IN"/>
+        </w:rPr>
+      </w:r>
+      <w:r>
+        <w:rPr>
+          <w:b/>
+          <w:lang w:val="gu_IN" w:bidi="gu_IN"/>
+        </w:rPr>
         <w:t>"વિશિષ્ટ લોક"</w:t>
       </w:r>
     </w:p>
@@ -8989,6 +9994,21 @@
           <w:b/>
           <w:lang w:val="gu_IN" w:bidi="gu_IN"/>
         </w:rPr>
+        <w:t>παρακάλει</w:t>
+      </w:r>
+    </w:p>
+    <w:p>
+      <w:pPr/>
+      <w:r>
+        <w:rPr>
+          <w:lang w:val="gu_IN" w:bidi="gu_IN"/>
+        </w:rPr>
+      </w:r>
+      <w:r>
+        <w:rPr>
+          <w:b/>
+          <w:lang w:val="gu_IN" w:bidi="gu_IN"/>
+        </w:rPr>
         <w:t>"પ્રોત્સાહન આપ"</w:t>
       </w:r>
     </w:p>
@@ -9052,6 +10072,21 @@
           <w:b/>
           <w:lang w:val="gu_IN" w:bidi="gu_IN"/>
         </w:rPr>
+        <w:t>ἔλεγχε, μετὰ πάσης ἐπιταγῆς</w:t>
+      </w:r>
+    </w:p>
+    <w:p>
+      <w:pPr/>
+      <w:r>
+        <w:rPr>
+          <w:lang w:val="gu_IN" w:bidi="gu_IN"/>
+        </w:rPr>
+      </w:r>
+      <w:r>
+        <w:rPr>
+          <w:b/>
+          <w:lang w:val="gu_IN" w:bidi="gu_IN"/>
+        </w:rPr>
         <w:t>"વાતોનો પ્રચાર કર &amp; પૂરા અધિકારથી ઠપકો આપ"</w:t>
       </w:r>
     </w:p>
@@ -9265,6 +10300,21 @@
           <w:b/>
           <w:lang w:val="gu_IN" w:bidi="gu_IN"/>
         </w:rPr>
+        <w:t>μηδείς σου περιφρονείτω</w:t>
+      </w:r>
+    </w:p>
+    <w:p>
+      <w:pPr/>
+      <w:r>
+        <w:rPr>
+          <w:lang w:val="gu_IN" w:bidi="gu_IN"/>
+        </w:rPr>
+      </w:r>
+      <w:r>
+        <w:rPr>
+          <w:b/>
+          <w:lang w:val="gu_IN" w:bidi="gu_IN"/>
+        </w:rPr>
         <w:t>"તારો અનાદર કરે નહિ"</w:t>
       </w:r>
     </w:p>
@@ -9512,6 +10562,21 @@
           <w:b/>
           <w:lang w:val="gu_IN" w:bidi="gu_IN"/>
         </w:rPr>
+        <w:t>ἀρχαῖς, ἐξουσίαις, ὑποτάσσεσθαι, πειθαρχεῖν</w:t>
+      </w:r>
+    </w:p>
+    <w:p>
+      <w:pPr/>
+      <w:r>
+        <w:rPr>
+          <w:lang w:val="gu_IN" w:bidi="gu_IN"/>
+        </w:rPr>
+      </w:r>
+      <w:r>
+        <w:rPr>
+          <w:b/>
+          <w:lang w:val="gu_IN" w:bidi="gu_IN"/>
+        </w:rPr>
         <w:t>"શાસકોને, સત્તાઓને સમર્પિત થવાનું, આધીન થવાનું"</w:t>
       </w:r>
     </w:p>
@@ -9575,6 +10640,21 @@
           <w:b/>
           <w:lang w:val="gu_IN" w:bidi="gu_IN"/>
         </w:rPr>
+        <w:t>ἀρχαῖς, ἐξουσίαις</w:t>
+      </w:r>
+    </w:p>
+    <w:p>
+      <w:pPr/>
+      <w:r>
+        <w:rPr>
+          <w:lang w:val="gu_IN" w:bidi="gu_IN"/>
+        </w:rPr>
+      </w:r>
+      <w:r>
+        <w:rPr>
+          <w:b/>
+          <w:lang w:val="gu_IN" w:bidi="gu_IN"/>
+        </w:rPr>
         <w:t>"શાસકોને, સત્તાઓને"</w:t>
       </w:r>
     </w:p>
@@ -9776,6 +10856,21 @@
           <w:b/>
           <w:lang w:val="gu_IN" w:bidi="gu_IN"/>
         </w:rPr>
+        <w:t>ἀμάχους εἶναι</w:t>
+      </w:r>
+    </w:p>
+    <w:p>
+      <w:pPr/>
+      <w:r>
+        <w:rPr>
+          <w:lang w:val="gu_IN" w:bidi="gu_IN"/>
+        </w:rPr>
+      </w:r>
+      <w:r>
+        <w:rPr>
+          <w:b/>
+          <w:lang w:val="gu_IN" w:bidi="gu_IN"/>
+        </w:rPr>
         <w:t>"શાંતિપ્રિય &amp; રહેવાનું"</w:t>
       </w:r>
     </w:p>
@@ -9851,6 +10946,21 @@
           <w:b/>
           <w:lang w:val="gu_IN" w:bidi="gu_IN"/>
         </w:rPr>
+        <w:t>ἦμεν γάρ ποτε καὶ ἡμεῖς</w:t>
+      </w:r>
+    </w:p>
+    <w:p>
+      <w:pPr/>
+      <w:r>
+        <w:rPr>
+          <w:lang w:val="gu_IN" w:bidi="gu_IN"/>
+        </w:rPr>
+      </w:r>
+      <w:r>
+        <w:rPr>
+          <w:b/>
+          <w:lang w:val="gu_IN" w:bidi="gu_IN"/>
+        </w:rPr>
         <w:t>"કેમ કે આપણે પણ એક સમયે &amp; અને &amp; આપણે &amp; હતા"</w:t>
       </w:r>
     </w:p>
@@ -9914,6 +11024,21 @@
           <w:b/>
           <w:lang w:val="gu_IN" w:bidi="gu_IN"/>
         </w:rPr>
+        <w:t>ποτε</w:t>
+      </w:r>
+    </w:p>
+    <w:p>
+      <w:pPr/>
+      <w:r>
+        <w:rPr>
+          <w:lang w:val="gu_IN" w:bidi="gu_IN"/>
+        </w:rPr>
+      </w:r>
+      <w:r>
+        <w:rPr>
+          <w:b/>
+          <w:lang w:val="gu_IN" w:bidi="gu_IN"/>
+        </w:rPr>
         <w:t>"એક સમયે"</w:t>
       </w:r>
     </w:p>
@@ -9977,6 +11102,21 @@
           <w:b/>
           <w:lang w:val="gu_IN" w:bidi="gu_IN"/>
         </w:rPr>
+        <w:t>ἡμεῖς</w:t>
+      </w:r>
+    </w:p>
+    <w:p>
+      <w:pPr/>
+      <w:r>
+        <w:rPr>
+          <w:lang w:val="gu_IN" w:bidi="gu_IN"/>
+        </w:rPr>
+      </w:r>
+      <w:r>
+        <w:rPr>
+          <w:b/>
+          <w:lang w:val="gu_IN" w:bidi="gu_IN"/>
+        </w:rPr>
         <w:t>"આપણે"</w:t>
       </w:r>
     </w:p>
@@ -10115,6 +11255,21 @@
           <w:b/>
           <w:lang w:val="gu_IN" w:bidi="gu_IN"/>
         </w:rPr>
+        <w:t>πλανώμενοι, δουλεύοντες ἐπιθυμίαις καὶ ἡδοναῖς ποικίλαις</w:t>
+      </w:r>
+    </w:p>
+    <w:p>
+      <w:pPr/>
+      <w:r>
+        <w:rPr>
+          <w:lang w:val="gu_IN" w:bidi="gu_IN"/>
+        </w:rPr>
+      </w:r>
+      <w:r>
+        <w:rPr>
+          <w:b/>
+          <w:lang w:val="gu_IN" w:bidi="gu_IN"/>
+        </w:rPr>
         <w:t>"વિવિધ આવેગો અને વિલાસરૂપી વાસનાઓથી દોરાઈને, માર્ગથી ભટકેલ તથા ગુલામ"</w:t>
       </w:r>
     </w:p>
@@ -10265,6 +11420,21 @@
           <w:b/>
           <w:lang w:val="gu_IN" w:bidi="gu_IN"/>
         </w:rPr>
+        <w:t>ἐπιθυμίαις καὶ ἡδοναῖς ποικίλαις</w:t>
+      </w:r>
+    </w:p>
+    <w:p>
+      <w:pPr/>
+      <w:r>
+        <w:rPr>
+          <w:lang w:val="gu_IN" w:bidi="gu_IN"/>
+        </w:rPr>
+      </w:r>
+      <w:r>
+        <w:rPr>
+          <w:b/>
+          <w:lang w:val="gu_IN" w:bidi="gu_IN"/>
+        </w:rPr>
         <w:t>"આવેગો"</w:t>
       </w:r>
     </w:p>
@@ -10328,6 +11498,21 @@
           <w:b/>
           <w:lang w:val="gu_IN" w:bidi="gu_IN"/>
         </w:rPr>
+        <w:t>ἐν κακίᾳ καὶ φθόνῳ διάγοντες</w:t>
+      </w:r>
+    </w:p>
+    <w:p>
+      <w:pPr/>
+      <w:r>
+        <w:rPr>
+          <w:lang w:val="gu_IN" w:bidi="gu_IN"/>
+        </w:rPr>
+      </w:r>
+      <w:r>
+        <w:rPr>
+          <w:b/>
+          <w:lang w:val="gu_IN" w:bidi="gu_IN"/>
+        </w:rPr>
         <w:t>"વિલાસરૂપી વાસનાઓથી &amp; આપણે દુષ્ટ, ઈર્ષાળુ &amp; અને &amp; જીવન જીવતા હતા"</w:t>
       </w:r>
     </w:p>
@@ -10454,6 +11639,21 @@
           <w:b/>
           <w:lang w:val="gu_IN" w:bidi="gu_IN"/>
         </w:rPr>
+        <w:t>δὲ</w:t>
+      </w:r>
+    </w:p>
+    <w:p>
+      <w:pPr/>
+      <w:r>
+        <w:rPr>
+          <w:lang w:val="gu_IN" w:bidi="gu_IN"/>
+        </w:rPr>
+      </w:r>
+      <w:r>
+        <w:rPr>
+          <w:b/>
+          <w:lang w:val="gu_IN" w:bidi="gu_IN"/>
+        </w:rPr>
         <w:t>"પરંતુ"</w:t>
       </w:r>
     </w:p>
@@ -10679,6 +11879,21 @@
           <w:b/>
           <w:lang w:val="gu_IN" w:bidi="gu_IN"/>
         </w:rPr>
+        <w:t>ἡμῶν</w:t>
+      </w:r>
+    </w:p>
+    <w:p>
+      <w:pPr/>
+      <w:r>
+        <w:rPr>
+          <w:lang w:val="gu_IN" w:bidi="gu_IN"/>
+        </w:rPr>
+      </w:r>
+      <w:r>
+        <w:rPr>
+          <w:b/>
+          <w:lang w:val="gu_IN" w:bidi="gu_IN"/>
+        </w:rPr>
         <w:t>"આપણા"</w:t>
       </w:r>
     </w:p>
@@ -10754,6 +11969,21 @@
           <w:b/>
           <w:lang w:val="gu_IN" w:bidi="gu_IN"/>
         </w:rPr>
+        <w:t>κατὰ τὸ αὐτοῦ ἔλεος</w:t>
+      </w:r>
+    </w:p>
+    <w:p>
+      <w:pPr/>
+      <w:r>
+        <w:rPr>
+          <w:lang w:val="gu_IN" w:bidi="gu_IN"/>
+        </w:rPr>
+      </w:r>
+      <w:r>
+        <w:rPr>
+          <w:b/>
+          <w:lang w:val="gu_IN" w:bidi="gu_IN"/>
+        </w:rPr>
         <w:t>"દયા પ્રમાણે &amp; પવિત્ર આત્માના &amp; તેમણે"</w:t>
       </w:r>
     </w:p>
@@ -10817,6 +12047,21 @@
           <w:b/>
           <w:lang w:val="gu_IN" w:bidi="gu_IN"/>
         </w:rPr>
+        <w:t>λουτροῦ παλινγενεσίας</w:t>
+      </w:r>
+    </w:p>
+    <w:p>
+      <w:pPr/>
+      <w:r>
+        <w:rPr>
+          <w:lang w:val="gu_IN" w:bidi="gu_IN"/>
+        </w:rPr>
+      </w:r>
+      <w:r>
+        <w:rPr>
+          <w:b/>
+          <w:lang w:val="gu_IN" w:bidi="gu_IN"/>
+        </w:rPr>
         <w:t>"નવા જન્મના સ્નાનથી"</w:t>
       </w:r>
     </w:p>
@@ -10892,6 +12137,21 @@
           <w:b/>
           <w:lang w:val="gu_IN" w:bidi="gu_IN"/>
         </w:rPr>
+        <w:t>οὗ ἐξέχεεν ἐφ’ ἡμᾶς πλουσίως</w:t>
+      </w:r>
+    </w:p>
+    <w:p>
+      <w:pPr/>
+      <w:r>
+        <w:rPr>
+          <w:lang w:val="gu_IN" w:bidi="gu_IN"/>
+        </w:rPr>
+      </w:r>
+      <w:r>
+        <w:rPr>
+          <w:b/>
+          <w:lang w:val="gu_IN" w:bidi="gu_IN"/>
+        </w:rPr>
         <w:t>"જેમને &amp; આપણા &amp; પર પુષ્કળપણે વરસાવ્યા છે"</w:t>
       </w:r>
     </w:p>
@@ -10967,6 +12227,21 @@
           <w:b/>
           <w:lang w:val="gu_IN" w:bidi="gu_IN"/>
         </w:rPr>
+        <w:t>ἡμᾶς</w:t>
+      </w:r>
+    </w:p>
+    <w:p>
+      <w:pPr/>
+      <w:r>
+        <w:rPr>
+          <w:lang w:val="gu_IN" w:bidi="gu_IN"/>
+        </w:rPr>
+      </w:r>
+      <w:r>
+        <w:rPr>
+          <w:b/>
+          <w:lang w:val="gu_IN" w:bidi="gu_IN"/>
+        </w:rPr>
         <w:t>"આપણા"</w:t>
       </w:r>
     </w:p>
@@ -11105,6 +12380,21 @@
           <w:b/>
           <w:lang w:val="gu_IN" w:bidi="gu_IN"/>
         </w:rPr>
+        <w:t>ἡμῶν</w:t>
+      </w:r>
+    </w:p>
+    <w:p>
+      <w:pPr/>
+      <w:r>
+        <w:rPr>
+          <w:lang w:val="gu_IN" w:bidi="gu_IN"/>
+        </w:rPr>
+      </w:r>
+      <w:r>
+        <w:rPr>
+          <w:b/>
+          <w:lang w:val="gu_IN" w:bidi="gu_IN"/>
+        </w:rPr>
         <w:t>"આપણા"</w:t>
       </w:r>
     </w:p>
@@ -11180,6 +12470,21 @@
           <w:b/>
           <w:lang w:val="gu_IN" w:bidi="gu_IN"/>
         </w:rPr>
+        <w:t>δικαιωθέντες</w:t>
+      </w:r>
+    </w:p>
+    <w:p>
+      <w:pPr/>
+      <w:r>
+        <w:rPr>
+          <w:lang w:val="gu_IN" w:bidi="gu_IN"/>
+        </w:rPr>
+      </w:r>
+      <w:r>
+        <w:rPr>
+          <w:b/>
+          <w:lang w:val="gu_IN" w:bidi="gu_IN"/>
+        </w:rPr>
         <w:t>"ન્યાયી ઠરીને"</w:t>
       </w:r>
     </w:p>
@@ -11330,6 +12635,21 @@
           <w:b/>
           <w:lang w:val="gu_IN" w:bidi="gu_IN"/>
         </w:rPr>
+        <w:t>ὁ λόγος</w:t>
+      </w:r>
+    </w:p>
+    <w:p>
+      <w:pPr/>
+      <w:r>
+        <w:rPr>
+          <w:lang w:val="gu_IN" w:bidi="gu_IN"/>
+        </w:rPr>
+      </w:r>
+      <w:r>
+        <w:rPr>
+          <w:b/>
+          <w:lang w:val="gu_IN" w:bidi="gu_IN"/>
+        </w:rPr>
         <w:t>"આ &amp; વાતો"</w:t>
       </w:r>
     </w:p>
@@ -11393,6 +12713,21 @@
           <w:b/>
           <w:lang w:val="gu_IN" w:bidi="gu_IN"/>
         </w:rPr>
+        <w:t>τούτων</w:t>
+      </w:r>
+    </w:p>
+    <w:p>
+      <w:pPr/>
+      <w:r>
+        <w:rPr>
+          <w:lang w:val="gu_IN" w:bidi="gu_IN"/>
+        </w:rPr>
+      </w:r>
+      <w:r>
+        <w:rPr>
+          <w:b/>
+          <w:lang w:val="gu_IN" w:bidi="gu_IN"/>
+        </w:rPr>
         <w:t>"તેઓ"</w:t>
       </w:r>
     </w:p>
@@ -11519,6 +12854,21 @@
           <w:b/>
           <w:lang w:val="gu_IN" w:bidi="gu_IN"/>
         </w:rPr>
+        <w:t>δὲ &amp; περιΐστασο</w:t>
+      </w:r>
+    </w:p>
+    <w:p>
+      <w:pPr/>
+      <w:r>
+        <w:rPr>
+          <w:lang w:val="gu_IN" w:bidi="gu_IN"/>
+        </w:rPr>
+      </w:r>
+      <w:r>
+        <w:rPr>
+          <w:b/>
+          <w:lang w:val="gu_IN" w:bidi="gu_IN"/>
+        </w:rPr>
         <w:t>"તથા &amp; ટાળ"</w:t>
       </w:r>
     </w:p>
@@ -11645,6 +12995,21 @@
           <w:b/>
           <w:lang w:val="gu_IN" w:bidi="gu_IN"/>
         </w:rPr>
+        <w:t>γενεαλογίας</w:t>
+      </w:r>
+    </w:p>
+    <w:p>
+      <w:pPr/>
+      <w:r>
+        <w:rPr>
+          <w:lang w:val="gu_IN" w:bidi="gu_IN"/>
+        </w:rPr>
+      </w:r>
+      <w:r>
+        <w:rPr>
+          <w:b/>
+          <w:lang w:val="gu_IN" w:bidi="gu_IN"/>
+        </w:rPr>
         <w:t>"વંશાવળીઓ"</w:t>
       </w:r>
     </w:p>
@@ -11708,6 +13073,21 @@
           <w:b/>
           <w:lang w:val="gu_IN" w:bidi="gu_IN"/>
         </w:rPr>
+        <w:t>ἔρεις</w:t>
+      </w:r>
+    </w:p>
+    <w:p>
+      <w:pPr/>
+      <w:r>
+        <w:rPr>
+          <w:lang w:val="gu_IN" w:bidi="gu_IN"/>
+        </w:rPr>
+      </w:r>
+      <w:r>
+        <w:rPr>
+          <w:b/>
+          <w:lang w:val="gu_IN" w:bidi="gu_IN"/>
+        </w:rPr>
         <w:t>"સંઘર્ષને"</w:t>
       </w:r>
     </w:p>
@@ -11771,6 +13151,21 @@
           <w:b/>
           <w:lang w:val="gu_IN" w:bidi="gu_IN"/>
         </w:rPr>
+        <w:t>νομικὰς</w:t>
+      </w:r>
+    </w:p>
+    <w:p>
+      <w:pPr/>
+      <w:r>
+        <w:rPr>
+          <w:lang w:val="gu_IN" w:bidi="gu_IN"/>
+        </w:rPr>
+      </w:r>
+      <w:r>
+        <w:rPr>
+          <w:b/>
+          <w:lang w:val="gu_IN" w:bidi="gu_IN"/>
+        </w:rPr>
         <w:t>"નિયમશાસ્ત્ર સંબંધીના"</w:t>
       </w:r>
     </w:p>
@@ -11834,6 +13229,21 @@
           <w:b/>
           <w:lang w:val="gu_IN" w:bidi="gu_IN"/>
         </w:rPr>
+        <w:t>αἱρετικὸν ἄνθρωπον &amp; παραιτοῦ</w:t>
+      </w:r>
+    </w:p>
+    <w:p>
+      <w:pPr/>
+      <w:r>
+        <w:rPr>
+          <w:lang w:val="gu_IN" w:bidi="gu_IN"/>
+        </w:rPr>
+      </w:r>
+      <w:r>
+        <w:rPr>
+          <w:b/>
+          <w:lang w:val="gu_IN" w:bidi="gu_IN"/>
+        </w:rPr>
         <w:t>"ભાગલા પડાવનાર વ્યક્તિનો નકાર કર"</w:t>
       </w:r>
     </w:p>
@@ -11897,6 +13307,21 @@
           <w:b/>
           <w:lang w:val="gu_IN" w:bidi="gu_IN"/>
         </w:rPr>
+        <w:t>μετὰ μίαν καὶ δευτέραν νουθεσίαν</w:t>
+      </w:r>
+    </w:p>
+    <w:p>
+      <w:pPr/>
+      <w:r>
+        <w:rPr>
+          <w:lang w:val="gu_IN" w:bidi="gu_IN"/>
+        </w:rPr>
+      </w:r>
+      <w:r>
+        <w:rPr>
+          <w:b/>
+          <w:lang w:val="gu_IN" w:bidi="gu_IN"/>
+        </w:rPr>
         <w:t>"એક કે બે ચેતવણીઓ આપ્યા પછી"</w:t>
       </w:r>
     </w:p>
@@ -12023,6 +13448,21 @@
           <w:b/>
           <w:lang w:val="gu_IN" w:bidi="gu_IN"/>
         </w:rPr>
+        <w:t>ἐξέστραπται</w:t>
+      </w:r>
+    </w:p>
+    <w:p>
+      <w:pPr/>
+      <w:r>
+        <w:rPr>
+          <w:lang w:val="gu_IN" w:bidi="gu_IN"/>
+        </w:rPr>
+      </w:r>
+      <w:r>
+        <w:rPr>
+          <w:b/>
+          <w:lang w:val="gu_IN" w:bidi="gu_IN"/>
+        </w:rPr>
         <w:t>"વ્યક્તિ સત્યના માર્ગથી ભટકીને"</w:t>
       </w:r>
     </w:p>
@@ -12161,6 +13601,21 @@
           <w:b/>
           <w:lang w:val="gu_IN" w:bidi="gu_IN"/>
         </w:rPr>
+        <w:t>ὅταν πέμψω Ἀρτεμᾶν πρὸς σὲ ἢ Τυχικόν</w:t>
+      </w:r>
+    </w:p>
+    <w:p>
+      <w:pPr/>
+      <w:r>
+        <w:rPr>
+          <w:lang w:val="gu_IN" w:bidi="gu_IN"/>
+        </w:rPr>
+      </w:r>
+      <w:r>
+        <w:rPr>
+          <w:b/>
+          <w:lang w:val="gu_IN" w:bidi="gu_IN"/>
+        </w:rPr>
         <w:t>"જ્યારે હું &amp; મોકલું"</w:t>
       </w:r>
     </w:p>
@@ -12362,6 +13817,21 @@
           <w:b/>
           <w:lang w:val="gu_IN" w:bidi="gu_IN"/>
         </w:rPr>
+        <w:t>σπούδασον</w:t>
+      </w:r>
+    </w:p>
+    <w:p>
+      <w:pPr/>
+      <w:r>
+        <w:rPr>
+          <w:lang w:val="gu_IN" w:bidi="gu_IN"/>
+        </w:rPr>
+      </w:r>
+      <w:r>
+        <w:rPr>
+          <w:b/>
+          <w:lang w:val="gu_IN" w:bidi="gu_IN"/>
+        </w:rPr>
         <w:t>"ઉતાવળ કરજે"</w:t>
       </w:r>
     </w:p>
@@ -12638,6 +14108,21 @@
           <w:b/>
           <w:lang w:val="gu_IN" w:bidi="gu_IN"/>
         </w:rPr>
+        <w:t>οἱ ἡμέτεροι</w:t>
+      </w:r>
+    </w:p>
+    <w:p>
+      <w:pPr/>
+      <w:r>
+        <w:rPr>
+          <w:lang w:val="gu_IN" w:bidi="gu_IN"/>
+        </w:rPr>
+      </w:r>
+      <w:r>
+        <w:rPr>
+          <w:b/>
+          <w:lang w:val="gu_IN" w:bidi="gu_IN"/>
+        </w:rPr>
         <w:t>"આપણા પોતાનાઓએ &amp; સારા"</w:t>
       </w:r>
     </w:p>
@@ -12701,6 +14186,21 @@
           <w:b/>
           <w:lang w:val="gu_IN" w:bidi="gu_IN"/>
         </w:rPr>
+        <w:t>οἱ ἡμέτεροι</w:t>
+      </w:r>
+    </w:p>
+    <w:p>
+      <w:pPr/>
+      <w:r>
+        <w:rPr>
+          <w:lang w:val="gu_IN" w:bidi="gu_IN"/>
+        </w:rPr>
+      </w:r>
+      <w:r>
+        <w:rPr>
+          <w:b/>
+          <w:lang w:val="gu_IN" w:bidi="gu_IN"/>
+        </w:rPr>
         <w:t>"આપણા પોતાનાઓએ &amp; સારા"</w:t>
       </w:r>
     </w:p>
@@ -12789,6 +14289,21 @@
           <w:b/>
           <w:lang w:val="gu_IN" w:bidi="gu_IN"/>
         </w:rPr>
+        <w:t>εἰς τὰς ἀναγκαίας χρείας</w:t>
+      </w:r>
+    </w:p>
+    <w:p>
+      <w:pPr/>
+      <w:r>
+        <w:rPr>
+          <w:lang w:val="gu_IN" w:bidi="gu_IN"/>
+        </w:rPr>
+      </w:r>
+      <w:r>
+        <w:rPr>
+          <w:b/>
+          <w:lang w:val="gu_IN" w:bidi="gu_IN"/>
+        </w:rPr>
         <w:t>"આવશ્યક જરૂરીયાતોને &amp; માટે"</w:t>
       </w:r>
     </w:p>
@@ -13141,6 +14656,21 @@
           <w:b/>
           <w:lang w:val="gu_IN" w:bidi="gu_IN"/>
         </w:rPr>
+        <w:t>τοὺς φιλοῦντας ἡμᾶς ἐν πίστει</w:t>
+      </w:r>
+    </w:p>
+    <w:p>
+      <w:pPr/>
+      <w:r>
+        <w:rPr>
+          <w:lang w:val="gu_IN" w:bidi="gu_IN"/>
+        </w:rPr>
+      </w:r>
+      <w:r>
+        <w:rPr>
+          <w:b/>
+          <w:lang w:val="gu_IN" w:bidi="gu_IN"/>
+        </w:rPr>
         <w:t>"છે &amp; જેઓ વિશ્વાસમાં આપણને પ્રેમ કરે &amp; તેઓને &amp; પર"</w:t>
       </w:r>
     </w:p>
@@ -13204,6 +14734,21 @@
           <w:b/>
           <w:lang w:val="gu_IN" w:bidi="gu_IN"/>
         </w:rPr>
+        <w:t>ἡμᾶς</w:t>
+      </w:r>
+    </w:p>
+    <w:p>
+      <w:pPr/>
+      <w:r>
+        <w:rPr>
+          <w:lang w:val="gu_IN" w:bidi="gu_IN"/>
+        </w:rPr>
+      </w:r>
+      <w:r>
+        <w:rPr>
+          <w:b/>
+          <w:lang w:val="gu_IN" w:bidi="gu_IN"/>
+        </w:rPr>
         <w:t>"આપણને"</w:t>
       </w:r>
     </w:p>
@@ -13292,6 +14837,21 @@
           <w:b/>
           <w:lang w:val="gu_IN" w:bidi="gu_IN"/>
         </w:rPr>
+        <w:t>ἡ χάρις μετὰ πάντων ὑμῶν</w:t>
+      </w:r>
+    </w:p>
+    <w:p>
+      <w:pPr/>
+      <w:r>
+        <w:rPr>
+          <w:lang w:val="gu_IN" w:bidi="gu_IN"/>
+        </w:rPr>
+      </w:r>
+      <w:r>
+        <w:rPr>
+          <w:b/>
+          <w:lang w:val="gu_IN" w:bidi="gu_IN"/>
+        </w:rPr>
         <w:t>"તેઓ &amp; જેઓ વિશ્વાસમાં &amp; તમ સર્વ &amp; કૃપા હો"</w:t>
       </w:r>
     </w:p>
@@ -13341,6 +14901,21 @@
         <w:rPr>
           <w:lang w:val="gu_IN" w:bidi="gu_IN"/>
         </w:rPr>
+      </w:r>
+    </w:p>
+    <w:p>
+      <w:pPr/>
+      <w:r>
+        <w:rPr>
+          <w:lang w:val="gu_IN" w:bidi="gu_IN"/>
+        </w:rPr>
+      </w:r>
+      <w:r>
+        <w:rPr>
+          <w:b/>
+          <w:lang w:val="gu_IN" w:bidi="gu_IN"/>
+        </w:rPr>
+        <w:t>ὑμῶν</w:t>
       </w:r>
     </w:p>
     <w:p>

--- a/guj/docx/56.content.docx
+++ b/guj/docx/56.content.docx
@@ -722,6 +722,21 @@
           <w:b/>
           <w:lang w:val="gu_IN" w:bidi="gu_IN"/>
         </w:rPr>
+        <w:t>κατὰ πίστιν ἐκλεκτῶν Θεοῦ, καὶ ἐπίγνωσιν ἀληθείας</w:t>
+      </w:r>
+    </w:p>
+    <w:p>
+      <w:pPr/>
+      <w:r>
+        <w:rPr>
+          <w:lang w:val="gu_IN" w:bidi="gu_IN"/>
+        </w:rPr>
+      </w:r>
+      <w:r>
+        <w:rPr>
+          <w:b/>
+          <w:lang w:val="gu_IN" w:bidi="gu_IN"/>
+        </w:rPr>
         <w:t>"ઈશ્વરના &amp; વિશ્વાસ"</w:t>
       </w:r>
     </w:p>
@@ -901,6 +916,21 @@
           <w:b/>
           <w:lang w:val="gu_IN" w:bidi="gu_IN"/>
         </w:rPr>
+        <w:t>τῆς κατ’ εὐσέβειαν</w:t>
+      </w:r>
+    </w:p>
+    <w:p>
+      <w:pPr/>
+      <w:r>
+        <w:rPr>
+          <w:lang w:val="gu_IN" w:bidi="gu_IN"/>
+        </w:rPr>
+      </w:r>
+      <w:r>
+        <w:rPr>
+          <w:b/>
+          <w:lang w:val="gu_IN" w:bidi="gu_IN"/>
+        </w:rPr>
         <w:t>"વિશ્વાસ અર્થે &amp; ઈશ્વરપરાયણતા સાથે સમંત થતા"</w:t>
       </w:r>
     </w:p>
@@ -1124,6 +1154,21 @@
           <w:b/>
           <w:lang w:val="gu_IN" w:bidi="gu_IN"/>
         </w:rPr>
+        <w:t>καιροῖς ἰδίοις</w:t>
+      </w:r>
+    </w:p>
+    <w:p>
+      <w:pPr/>
+      <w:r>
+        <w:rPr>
+          <w:lang w:val="gu_IN" w:bidi="gu_IN"/>
+        </w:rPr>
+      </w:r>
+      <w:r>
+        <w:rPr>
+          <w:b/>
+          <w:lang w:val="gu_IN" w:bidi="gu_IN"/>
+        </w:rPr>
         <w:t>"ચોક્કસ સમયે &amp; તેમનું"</w:t>
       </w:r>
     </w:p>
@@ -1793,6 +1838,21 @@
           <w:b/>
           <w:lang w:val="gu_IN" w:bidi="gu_IN"/>
         </w:rPr>
+        <w:t>Χριστοῦ Ἰησοῦ τοῦ Σωτῆρος ἡμῶν</w:t>
+      </w:r>
+    </w:p>
+    <w:p>
+      <w:pPr/>
+      <w:r>
+        <w:rPr>
+          <w:lang w:val="gu_IN" w:bidi="gu_IN"/>
+        </w:rPr>
+      </w:r>
+      <w:r>
+        <w:rPr>
+          <w:b/>
+          <w:lang w:val="gu_IN" w:bidi="gu_IN"/>
+        </w:rPr>
         <w:t>"પિતા &amp; ખ્રિસ્ત ઈસુ આપણા ઉદ્ધારક"</w:t>
       </w:r>
     </w:p>
@@ -2036,6 +2096,21 @@
           <w:b/>
           <w:lang w:val="gu_IN" w:bidi="gu_IN"/>
         </w:rPr>
+        <w:t>ἀπέλιπόν σε ἐν Κρήτῃ</w:t>
+      </w:r>
+    </w:p>
+    <w:p>
+      <w:pPr/>
+      <w:r>
+        <w:rPr>
+          <w:lang w:val="gu_IN" w:bidi="gu_IN"/>
+        </w:rPr>
+      </w:r>
+      <w:r>
+        <w:rPr>
+          <w:b/>
+          <w:lang w:val="gu_IN" w:bidi="gu_IN"/>
+        </w:rPr>
         <w:t>"ક્રીતમાં &amp; મૂક્યો હતો &amp; તું"</w:t>
       </w:r>
     </w:p>
@@ -2099,6 +2174,21 @@
           <w:b/>
           <w:lang w:val="gu_IN" w:bidi="gu_IN"/>
         </w:rPr>
+        <w:t>ἵνα τὰ λείποντα ἐπιδιορθώσῃ</w:t>
+      </w:r>
+    </w:p>
+    <w:p>
+      <w:pPr/>
+      <w:r>
+        <w:rPr>
+          <w:lang w:val="gu_IN" w:bidi="gu_IN"/>
+        </w:rPr>
+      </w:r>
+      <w:r>
+        <w:rPr>
+          <w:b/>
+          <w:lang w:val="gu_IN" w:bidi="gu_IN"/>
+        </w:rPr>
         <w:t>"કે &amp; અધૂરા કામોને &amp; પૂર્ણ કરે &amp; વડીલોની"</w:t>
       </w:r>
     </w:p>
@@ -2162,6 +2252,21 @@
           <w:b/>
           <w:lang w:val="gu_IN" w:bidi="gu_IN"/>
         </w:rPr>
+        <w:t>καταστήσῃς &amp; πρεσβυτέρους</w:t>
+      </w:r>
+    </w:p>
+    <w:p>
+      <w:pPr/>
+      <w:r>
+        <w:rPr>
+          <w:lang w:val="gu_IN" w:bidi="gu_IN"/>
+        </w:rPr>
+      </w:r>
+      <w:r>
+        <w:rPr>
+          <w:b/>
+          <w:lang w:val="gu_IN" w:bidi="gu_IN"/>
+        </w:rPr>
         <w:t>"યોગ્ય ક્રમમાં ગોઠવી &amp; વડીલોની"</w:t>
       </w:r>
     </w:p>
@@ -2762,6 +2867,21 @@
           <w:b/>
           <w:lang w:val="gu_IN" w:bidi="gu_IN"/>
         </w:rPr>
+        <w:t>μὴ πάροινον</w:t>
+      </w:r>
+    </w:p>
+    <w:p>
+      <w:pPr/>
+      <w:r>
+        <w:rPr>
+          <w:lang w:val="gu_IN" w:bidi="gu_IN"/>
+        </w:rPr>
+      </w:r>
+      <w:r>
+        <w:rPr>
+          <w:b/>
+          <w:lang w:val="gu_IN" w:bidi="gu_IN"/>
+        </w:rPr>
         <w:t>"તેવો &amp; દારુનો બંધાણી નહિ"</w:t>
       </w:r>
     </w:p>
@@ -2825,6 +2945,21 @@
           <w:b/>
           <w:lang w:val="gu_IN" w:bidi="gu_IN"/>
         </w:rPr>
+        <w:t>μὴ πλήκτην</w:t>
+      </w:r>
+    </w:p>
+    <w:p>
+      <w:pPr/>
+      <w:r>
+        <w:rPr>
+          <w:lang w:val="gu_IN" w:bidi="gu_IN"/>
+        </w:rPr>
+      </w:r>
+      <w:r>
+        <w:rPr>
+          <w:b/>
+          <w:lang w:val="gu_IN" w:bidi="gu_IN"/>
+        </w:rPr>
         <w:t>"હિંસક નહિ"</w:t>
       </w:r>
     </w:p>
@@ -3069,6 +3204,21 @@
           <w:b/>
           <w:lang w:val="gu_IN" w:bidi="gu_IN"/>
         </w:rPr>
+        <w:t>σώφρονα &amp; ἐγκρατῆ</w:t>
+      </w:r>
+    </w:p>
+    <w:p>
+      <w:pPr/>
+      <w:r>
+        <w:rPr>
+          <w:lang w:val="gu_IN" w:bidi="gu_IN"/>
+        </w:rPr>
+      </w:r>
+      <w:r>
+        <w:rPr>
+          <w:b/>
+          <w:lang w:val="gu_IN" w:bidi="gu_IN"/>
+        </w:rPr>
         <w:t>"સમજદાર &amp; અને આત્મસંયમી હોવો જોઈએ"</w:t>
       </w:r>
     </w:p>
@@ -3324,6 +3474,21 @@
           <w:b/>
           <w:lang w:val="gu_IN" w:bidi="gu_IN"/>
         </w:rPr>
+        <w:t>κατὰ τὴν διδαχὴν</w:t>
+      </w:r>
+    </w:p>
+    <w:p>
+      <w:pPr/>
+      <w:r>
+        <w:rPr>
+          <w:lang w:val="gu_IN" w:bidi="gu_IN"/>
+        </w:rPr>
+      </w:r>
+      <w:r>
+        <w:rPr>
+          <w:b/>
+          <w:lang w:val="gu_IN" w:bidi="gu_IN"/>
+        </w:rPr>
         <w:t>"તેણે શિક્ષણની સુસંગતતામાં"</w:t>
       </w:r>
     </w:p>
@@ -4210,6 +4375,21 @@
           <w:b/>
           <w:lang w:val="gu_IN" w:bidi="gu_IN"/>
         </w:rPr>
+        <w:t>τις ἐξ αὐτῶν, ἴδιος αὐτῶν προφήτης</w:t>
+      </w:r>
+    </w:p>
+    <w:p>
+      <w:pPr/>
+      <w:r>
+        <w:rPr>
+          <w:lang w:val="gu_IN" w:bidi="gu_IN"/>
+        </w:rPr>
+      </w:r>
+      <w:r>
+        <w:rPr>
+          <w:b/>
+          <w:lang w:val="gu_IN" w:bidi="gu_IN"/>
+        </w:rPr>
         <w:t>"તેઓમાંના એકે, તેમના જ પ્રબોધકોમાંથી એકે &amp; ખાઉધરાઓ છે"</w:t>
       </w:r>
     </w:p>
@@ -4543,6 +4723,21 @@
           <w:b/>
           <w:lang w:val="gu_IN" w:bidi="gu_IN"/>
         </w:rPr>
+        <w:t>δι’ ἣν αἰτίαν ἔλεγχε αὐτοὺς ἀποτόμως</w:t>
+      </w:r>
+    </w:p>
+    <w:p>
+      <w:pPr/>
+      <w:r>
+        <w:rPr>
+          <w:lang w:val="gu_IN" w:bidi="gu_IN"/>
+        </w:rPr>
+      </w:r>
+      <w:r>
+        <w:rPr>
+          <w:b/>
+          <w:lang w:val="gu_IN" w:bidi="gu_IN"/>
+        </w:rPr>
         <w:t>"કારણથી તેઓને સખત રીતે ધમકાવ કે &amp; તેઓ"</w:t>
       </w:r>
     </w:p>
@@ -4703,6 +4898,21 @@
           <w:b/>
           <w:lang w:val="gu_IN" w:bidi="gu_IN"/>
         </w:rPr>
+        <w:t>ἵνα ὑγιαίνωσιν ἐν τῇ πίστει</w:t>
+      </w:r>
+    </w:p>
+    <w:p>
+      <w:pPr/>
+      <w:r>
+        <w:rPr>
+          <w:lang w:val="gu_IN" w:bidi="gu_IN"/>
+        </w:rPr>
+      </w:r>
+      <w:r>
+        <w:rPr>
+          <w:b/>
+          <w:lang w:val="gu_IN" w:bidi="gu_IN"/>
+        </w:rPr>
         <w:t>"જેથી &amp; વિશ્વાસમાં દ્રઢ રહે"</w:t>
       </w:r>
     </w:p>
@@ -4973,6 +5183,21 @@
           <w:b/>
           <w:lang w:val="gu_IN" w:bidi="gu_IN"/>
         </w:rPr>
+        <w:t>Ἰουδαϊκοῖς μύθοις</w:t>
+      </w:r>
+    </w:p>
+    <w:p>
+      <w:pPr/>
+      <w:r>
+        <w:rPr>
+          <w:lang w:val="gu_IN" w:bidi="gu_IN"/>
+        </w:rPr>
+      </w:r>
+      <w:r>
+        <w:rPr>
+          <w:b/>
+          <w:lang w:val="gu_IN" w:bidi="gu_IN"/>
+        </w:rPr>
         <w:t>"યહૂદી દંતકથાઓ પર"</w:t>
       </w:r>
     </w:p>
@@ -5036,6 +5261,21 @@
           <w:b/>
           <w:lang w:val="gu_IN" w:bidi="gu_IN"/>
         </w:rPr>
+        <w:t>ἀποστρεφομένων τὴν ἀλήθειαν</w:t>
+      </w:r>
+    </w:p>
+    <w:p>
+      <w:pPr/>
+      <w:r>
+        <w:rPr>
+          <w:lang w:val="gu_IN" w:bidi="gu_IN"/>
+        </w:rPr>
+      </w:r>
+      <w:r>
+        <w:rPr>
+          <w:b/>
+          <w:lang w:val="gu_IN" w:bidi="gu_IN"/>
+        </w:rPr>
         <w:t>"અથવા સત્યથી ભટકાવનાર &amp; આજ્ઞાઓ પર"</w:t>
       </w:r>
     </w:p>
@@ -5189,6 +5429,21 @@
           <w:b/>
           <w:lang w:val="gu_IN" w:bidi="gu_IN"/>
         </w:rPr>
+        <w:t>τοῖς καθαροῖς</w:t>
+      </w:r>
+    </w:p>
+    <w:p>
+      <w:pPr/>
+      <w:r>
+        <w:rPr>
+          <w:lang w:val="gu_IN" w:bidi="gu_IN"/>
+        </w:rPr>
+      </w:r>
+      <w:r>
+        <w:rPr>
+          <w:b/>
+          <w:lang w:val="gu_IN" w:bidi="gu_IN"/>
+        </w:rPr>
         <w:t>"જેઓ &amp; શુદ્ધ છે"</w:t>
       </w:r>
     </w:p>
@@ -5355,6 +5610,21 @@
           <w:b/>
           <w:lang w:val="gu_IN" w:bidi="gu_IN"/>
         </w:rPr>
+        <w:t>τοῖς δὲ μεμιαμμένοις καὶ ἀπίστοις, οὐδὲν καθαρόν</w:t>
+      </w:r>
+    </w:p>
+    <w:p>
+      <w:pPr/>
+      <w:r>
+        <w:rPr>
+          <w:lang w:val="gu_IN" w:bidi="gu_IN"/>
+        </w:rPr>
+      </w:r>
+      <w:r>
+        <w:rPr>
+          <w:b/>
+          <w:lang w:val="gu_IN" w:bidi="gu_IN"/>
+        </w:rPr>
         <w:t>"તેઓને &amp; અને અવિશ્વાસી &amp; કશું શુદ્ધ નથી &amp; ભ્રષ્ટ થયેલા છે"</w:t>
       </w:r>
     </w:p>
@@ -5533,6 +5803,21 @@
           <w:b/>
           <w:lang w:val="gu_IN" w:bidi="gu_IN"/>
         </w:rPr>
+        <w:t>τοῖς &amp; ἔργοις ἀρνοῦνται</w:t>
+      </w:r>
+    </w:p>
+    <w:p>
+      <w:pPr/>
+      <w:r>
+        <w:rPr>
+          <w:lang w:val="gu_IN" w:bidi="gu_IN"/>
+        </w:rPr>
+      </w:r>
+      <w:r>
+        <w:rPr>
+          <w:b/>
+          <w:lang w:val="gu_IN" w:bidi="gu_IN"/>
+        </w:rPr>
         <w:t>"છે &amp; કરણીઓ દ્વારા તેઓ તેમનો નકાર કરે"</w:t>
       </w:r>
     </w:p>
@@ -5788,6 +6073,21 @@
           <w:b/>
           <w:lang w:val="gu_IN" w:bidi="gu_IN"/>
         </w:rPr>
+        <w:t>τῇ ὑγιαινούσῃ διδασκαλίᾳ</w:t>
+      </w:r>
+    </w:p>
+    <w:p>
+      <w:pPr/>
+      <w:r>
+        <w:rPr>
+          <w:lang w:val="gu_IN" w:bidi="gu_IN"/>
+        </w:rPr>
+      </w:r>
+      <w:r>
+        <w:rPr>
+          <w:b/>
+          <w:lang w:val="gu_IN" w:bidi="gu_IN"/>
+        </w:rPr>
         <w:t>"પરંતુ &amp; શુદ્ધ શિક્ષણને"</w:t>
       </w:r>
     </w:p>
@@ -6006,6 +6306,21 @@
           <w:b/>
           <w:lang w:val="gu_IN" w:bidi="gu_IN"/>
         </w:rPr>
+        <w:t>νηφαλίους &amp; σεμνούς, σώφρονας</w:t>
+      </w:r>
+    </w:p>
+    <w:p>
+      <w:pPr/>
+      <w:r>
+        <w:rPr>
+          <w:lang w:val="gu_IN" w:bidi="gu_IN"/>
+        </w:rPr>
+      </w:r>
+      <w:r>
+        <w:rPr>
+          <w:b/>
+          <w:lang w:val="gu_IN" w:bidi="gu_IN"/>
+        </w:rPr>
         <w:t>"આત્મસંયમી, પ્રતિષ્ઠિત, સમજણપૂર્વક વર્તનાર"</w:t>
       </w:r>
     </w:p>
@@ -6081,6 +6396,21 @@
           <w:b/>
           <w:lang w:val="gu_IN" w:bidi="gu_IN"/>
         </w:rPr>
+        <w:t>νηφαλίους</w:t>
+      </w:r>
+    </w:p>
+    <w:p>
+      <w:pPr/>
+      <w:r>
+        <w:rPr>
+          <w:lang w:val="gu_IN" w:bidi="gu_IN"/>
+        </w:rPr>
+      </w:r>
+      <w:r>
+        <w:rPr>
+          <w:b/>
+          <w:lang w:val="gu_IN" w:bidi="gu_IN"/>
+        </w:rPr>
         <w:t>"આત્મસંયમી"</w:t>
       </w:r>
     </w:p>
@@ -6144,6 +6474,21 @@
           <w:b/>
           <w:lang w:val="gu_IN" w:bidi="gu_IN"/>
         </w:rPr>
+        <w:t>σώφρονας</w:t>
+      </w:r>
+    </w:p>
+    <w:p>
+      <w:pPr/>
+      <w:r>
+        <w:rPr>
+          <w:lang w:val="gu_IN" w:bidi="gu_IN"/>
+        </w:rPr>
+      </w:r>
+      <w:r>
+        <w:rPr>
+          <w:b/>
+          <w:lang w:val="gu_IN" w:bidi="gu_IN"/>
+        </w:rPr>
         <w:t>"પ્રતિષ્ઠિત &amp; હોવા જોઈએ"</w:t>
       </w:r>
     </w:p>
@@ -6859,6 +7204,21 @@
           <w:b/>
           <w:lang w:val="gu_IN" w:bidi="gu_IN"/>
         </w:rPr>
+        <w:t>οἴνῳ πολλῷ δεδουλωμένας</w:t>
+      </w:r>
+    </w:p>
+    <w:p>
+      <w:pPr/>
+      <w:r>
+        <w:rPr>
+          <w:lang w:val="gu_IN" w:bidi="gu_IN"/>
+        </w:rPr>
+      </w:r>
+      <w:r>
+        <w:rPr>
+          <w:b/>
+          <w:lang w:val="gu_IN" w:bidi="gu_IN"/>
+        </w:rPr>
         <w:t>"વધારે પડતા દ્રાક્ષારસની બંધાણી"</w:t>
       </w:r>
     </w:p>
@@ -7025,6 +7385,21 @@
           <w:b/>
           <w:lang w:val="gu_IN" w:bidi="gu_IN"/>
         </w:rPr>
+        <w:t>φιλάνδρους</w:t>
+      </w:r>
+    </w:p>
+    <w:p>
+      <w:pPr/>
+      <w:r>
+        <w:rPr>
+          <w:lang w:val="gu_IN" w:bidi="gu_IN"/>
+        </w:rPr>
+      </w:r>
+      <w:r>
+        <w:rPr>
+          <w:b/>
+          <w:lang w:val="gu_IN" w:bidi="gu_IN"/>
+        </w:rPr>
         <w:t>"કે તેઓ તેમના પતિઓ &amp; પ્રેમ કરે"</w:t>
       </w:r>
     </w:p>
@@ -7088,6 +7463,21 @@
           <w:b/>
           <w:lang w:val="gu_IN" w:bidi="gu_IN"/>
         </w:rPr>
+        <w:t>φιλοτέκνους</w:t>
+      </w:r>
+    </w:p>
+    <w:p>
+      <w:pPr/>
+      <w:r>
+        <w:rPr>
+          <w:lang w:val="gu_IN" w:bidi="gu_IN"/>
+        </w:rPr>
+      </w:r>
+      <w:r>
+        <w:rPr>
+          <w:b/>
+          <w:lang w:val="gu_IN" w:bidi="gu_IN"/>
+        </w:rPr>
         <w:t>"તથા બાળકોને"</w:t>
       </w:r>
     </w:p>
@@ -7151,6 +7541,21 @@
           <w:b/>
           <w:lang w:val="gu_IN" w:bidi="gu_IN"/>
         </w:rPr>
+        <w:t>ὑποτασσομένας τοῖς ἰδίοις ἀνδράσιν</w:t>
+      </w:r>
+    </w:p>
+    <w:p>
+      <w:pPr/>
+      <w:r>
+        <w:rPr>
+          <w:lang w:val="gu_IN" w:bidi="gu_IN"/>
+        </w:rPr>
+      </w:r>
+      <w:r>
+        <w:rPr>
+          <w:b/>
+          <w:lang w:val="gu_IN" w:bidi="gu_IN"/>
+        </w:rPr>
         <w:t>"પવિત્રતા જાળવે &amp; અને પોતાના પતિઓને આધીન રહે"</w:t>
       </w:r>
     </w:p>
@@ -7214,6 +7619,21 @@
           <w:b/>
           <w:lang w:val="gu_IN" w:bidi="gu_IN"/>
         </w:rPr>
+        <w:t>ἵνα μὴ ὁ λόγος τοῦ Θεοῦ βλασφημῆται</w:t>
+      </w:r>
+    </w:p>
+    <w:p>
+      <w:pPr/>
+      <w:r>
+        <w:rPr>
+          <w:lang w:val="gu_IN" w:bidi="gu_IN"/>
+        </w:rPr>
+      </w:r>
+      <w:r>
+        <w:rPr>
+          <w:b/>
+          <w:lang w:val="gu_IN" w:bidi="gu_IN"/>
+        </w:rPr>
         <w:t>"જેથી ઈશ્વરના વચનનું અપમાન થાય નહિ"</w:t>
       </w:r>
     </w:p>
@@ -7464,6 +7884,21 @@
           <w:b/>
           <w:lang w:val="gu_IN" w:bidi="gu_IN"/>
         </w:rPr>
+        <w:t>σεαυτὸν παρεχόμενος</w:t>
+      </w:r>
+    </w:p>
+    <w:p>
+      <w:pPr/>
+      <w:r>
+        <w:rPr>
+          <w:lang w:val="gu_IN" w:bidi="gu_IN"/>
+        </w:rPr>
+      </w:r>
+      <w:r>
+        <w:rPr>
+          <w:b/>
+          <w:lang w:val="gu_IN" w:bidi="gu_IN"/>
+        </w:rPr>
         <w:t>"પોતાને &amp; ઉદાહરણ &amp; રજુ કર"</w:t>
       </w:r>
     </w:p>
@@ -7527,6 +7962,21 @@
           <w:b/>
           <w:lang w:val="gu_IN" w:bidi="gu_IN"/>
         </w:rPr>
+        <w:t>τύπον καλῶν ἔργων</w:t>
+      </w:r>
+    </w:p>
+    <w:p>
+      <w:pPr/>
+      <w:r>
+        <w:rPr>
+          <w:lang w:val="gu_IN" w:bidi="gu_IN"/>
+        </w:rPr>
+      </w:r>
+      <w:r>
+        <w:rPr>
+          <w:b/>
+          <w:lang w:val="gu_IN" w:bidi="gu_IN"/>
+        </w:rPr>
         <w:t>"સારા કાર્ય &amp; તરીકે"</w:t>
       </w:r>
     </w:p>
@@ -8055,6 +8505,21 @@
           <w:b/>
           <w:lang w:val="gu_IN" w:bidi="gu_IN"/>
         </w:rPr>
+        <w:t>ἐν πᾶσιν</w:t>
+      </w:r>
+    </w:p>
+    <w:p>
+      <w:pPr/>
+      <w:r>
+        <w:rPr>
+          <w:lang w:val="gu_IN" w:bidi="gu_IN"/>
+        </w:rPr>
+      </w:r>
+      <w:r>
+        <w:rPr>
+          <w:b/>
+          <w:lang w:val="gu_IN" w:bidi="gu_IN"/>
+        </w:rPr>
         <w:t>"દરેક બાબતમાં"</w:t>
       </w:r>
     </w:p>
@@ -8274,6 +8739,21 @@
           <w:b/>
           <w:lang w:val="gu_IN" w:bidi="gu_IN"/>
         </w:rPr>
+        <w:t>πᾶσαν πίστιν ἐνδεικνυμένους ἀγαθήν</w:t>
+      </w:r>
+    </w:p>
+    <w:p>
+      <w:pPr/>
+      <w:r>
+        <w:rPr>
+          <w:lang w:val="gu_IN" w:bidi="gu_IN"/>
+        </w:rPr>
+      </w:r>
+      <w:r>
+        <w:rPr>
+          <w:b/>
+          <w:lang w:val="gu_IN" w:bidi="gu_IN"/>
+        </w:rPr>
         <w:t>"સર્વ સારા વિશ્વાસને પ્રગટ કરવો કે"</w:t>
       </w:r>
     </w:p>
@@ -8337,6 +8817,21 @@
           <w:b/>
           <w:lang w:val="gu_IN" w:bidi="gu_IN"/>
         </w:rPr>
+        <w:t>ἐν πᾶσιν</w:t>
+      </w:r>
+    </w:p>
+    <w:p>
+      <w:pPr/>
+      <w:r>
+        <w:rPr>
+          <w:lang w:val="gu_IN" w:bidi="gu_IN"/>
+        </w:rPr>
+      </w:r>
+      <w:r>
+        <w:rPr>
+          <w:b/>
+          <w:lang w:val="gu_IN" w:bidi="gu_IN"/>
+        </w:rPr>
         <w:t>"દરેક બાબતમાં તેઓ"</w:t>
       </w:r>
     </w:p>
@@ -8400,6 +8895,21 @@
           <w:b/>
           <w:lang w:val="gu_IN" w:bidi="gu_IN"/>
         </w:rPr>
+        <w:t>τὴν διδασκαλίαν τὴν τοῦ Σωτῆρος ἡμῶν, Θεοῦ, κοσμῶσιν</w:t>
+      </w:r>
+    </w:p>
+    <w:p>
+      <w:pPr/>
+      <w:r>
+        <w:rPr>
+          <w:lang w:val="gu_IN" w:bidi="gu_IN"/>
+        </w:rPr>
+      </w:r>
+      <w:r>
+        <w:rPr>
+          <w:b/>
+          <w:lang w:val="gu_IN" w:bidi="gu_IN"/>
+        </w:rPr>
         <w:t>"સારા &amp; ઈશ્વર આપણા ઉદ્ધારક વિષેના શિક્ષણને શોભાવે"</w:t>
       </w:r>
     </w:p>
@@ -8566,6 +9076,21 @@
           <w:b/>
           <w:lang w:val="gu_IN" w:bidi="gu_IN"/>
         </w:rPr>
+        <w:t>ἐπεφάνη &amp; ἡ χάρις τοῦ Θεοῦ</w:t>
+      </w:r>
+    </w:p>
+    <w:p>
+      <w:pPr/>
+      <w:r>
+        <w:rPr>
+          <w:lang w:val="gu_IN" w:bidi="gu_IN"/>
+        </w:rPr>
+      </w:r>
+      <w:r>
+        <w:rPr>
+          <w:b/>
+          <w:lang w:val="gu_IN" w:bidi="gu_IN"/>
+        </w:rPr>
         <w:t>"ઈશ્વરની કૃપા પ્રગટ થયેલ છે"</w:t>
       </w:r>
     </w:p>
@@ -8990,6 +9515,21 @@
           <w:b/>
           <w:lang w:val="gu_IN" w:bidi="gu_IN"/>
         </w:rPr>
+        <w:t>τὴν ἀσέβειαν &amp; εὐσεβῶς</w:t>
+      </w:r>
+    </w:p>
+    <w:p>
+      <w:pPr/>
+      <w:r>
+        <w:rPr>
+          <w:lang w:val="gu_IN" w:bidi="gu_IN"/>
+        </w:rPr>
+      </w:r>
+      <w:r>
+        <w:rPr>
+          <w:b/>
+          <w:lang w:val="gu_IN" w:bidi="gu_IN"/>
+        </w:rPr>
         <w:t>"અધર્મીપણા &amp; ઈશ્વરી"</w:t>
       </w:r>
     </w:p>
@@ -9079,6 +9619,21 @@
           <w:b/>
           <w:lang w:val="gu_IN" w:bidi="gu_IN"/>
         </w:rPr>
+        <w:t>ἐν τῷ νῦν αἰῶνι</w:t>
+      </w:r>
+    </w:p>
+    <w:p>
+      <w:pPr/>
+      <w:r>
+        <w:rPr>
+          <w:lang w:val="gu_IN" w:bidi="gu_IN"/>
+        </w:rPr>
+      </w:r>
+      <w:r>
+        <w:rPr>
+          <w:b/>
+          <w:lang w:val="gu_IN" w:bidi="gu_IN"/>
+        </w:rPr>
         <w:t>"આ વર્તમાન યુગમાં &amp; ન્યાયી &amp; માર્ગમાં"</w:t>
       </w:r>
     </w:p>
@@ -9142,6 +9697,21 @@
           <w:b/>
           <w:lang w:val="gu_IN" w:bidi="gu_IN"/>
         </w:rPr>
+        <w:t>προσδεχόμενοι</w:t>
+      </w:r>
+    </w:p>
+    <w:p>
+      <w:pPr/>
+      <w:r>
+        <w:rPr>
+          <w:lang w:val="gu_IN" w:bidi="gu_IN"/>
+        </w:rPr>
+      </w:r>
+      <w:r>
+        <w:rPr>
+          <w:b/>
+          <w:lang w:val="gu_IN" w:bidi="gu_IN"/>
+        </w:rPr>
         <w:t>"રાહ જોઈએ છે ત્યારે"</w:t>
       </w:r>
     </w:p>
@@ -9310,6 +9880,21 @@
           <w:b/>
           <w:lang w:val="gu_IN" w:bidi="gu_IN"/>
         </w:rPr>
+        <w:t>τὴν μακαρίαν ἐλπίδα, καὶ ἐπιφάνειαν τῆς δόξης τοῦ μεγάλου Θεοῦ καὶ Σωτῆρος ἡμῶν, Ἰησοῦ Χριστοῦ</w:t>
+      </w:r>
+    </w:p>
+    <w:p>
+      <w:pPr/>
+      <w:r>
+        <w:rPr>
+          <w:lang w:val="gu_IN" w:bidi="gu_IN"/>
+        </w:rPr>
+      </w:r>
+      <w:r>
+        <w:rPr>
+          <w:b/>
+          <w:lang w:val="gu_IN" w:bidi="gu_IN"/>
+        </w:rPr>
         <w:t>"ધન્ય &amp; તથા આપણા મહાન ઈશ્વર અને તારનાર ઈસુ ખ્રિસ્તના મહિમાવંત પ્રગટ થવાની"</w:t>
       </w:r>
     </w:p>
@@ -9398,6 +9983,21 @@
           <w:b/>
           <w:lang w:val="gu_IN" w:bidi="gu_IN"/>
         </w:rPr>
+        <w:t>τοῦ μεγάλου Θεοῦ καὶ Σωτῆρος ἡμῶν, Ἰησοῦ Χριστοῦ</w:t>
+      </w:r>
+    </w:p>
+    <w:p>
+      <w:pPr/>
+      <w:r>
+        <w:rPr>
+          <w:lang w:val="gu_IN" w:bidi="gu_IN"/>
+        </w:rPr>
+      </w:r>
+      <w:r>
+        <w:rPr>
+          <w:b/>
+          <w:lang w:val="gu_IN" w:bidi="gu_IN"/>
+        </w:rPr>
         <w:t>"તથા આપણા મહાન ઈશ્વર &amp; તારનાર ઈસુ ખ્રિસ્તના મહિમાવંત"</w:t>
       </w:r>
     </w:p>
@@ -9931,6 +10531,21 @@
           <w:b/>
           <w:lang w:val="gu_IN" w:bidi="gu_IN"/>
         </w:rPr>
+        <w:t>ζηλωτὴν καλῶν ἔργων</w:t>
+      </w:r>
+    </w:p>
+    <w:p>
+      <w:pPr/>
+      <w:r>
+        <w:rPr>
+          <w:lang w:val="gu_IN" w:bidi="gu_IN"/>
+        </w:rPr>
+      </w:r>
+      <w:r>
+        <w:rPr>
+          <w:b/>
+          <w:lang w:val="gu_IN" w:bidi="gu_IN"/>
+        </w:rPr>
         <w:t>"સારા કાર્યો કરવાને આતુર"</w:t>
       </w:r>
     </w:p>
@@ -10162,6 +10777,21 @@
           <w:b/>
           <w:lang w:val="gu_IN" w:bidi="gu_IN"/>
         </w:rPr>
+        <w:t>μηδείς σου περιφρονείτω</w:t>
+      </w:r>
+    </w:p>
+    <w:p>
+      <w:pPr/>
+      <w:r>
+        <w:rPr>
+          <w:lang w:val="gu_IN" w:bidi="gu_IN"/>
+        </w:rPr>
+      </w:r>
+      <w:r>
+        <w:rPr>
+          <w:b/>
+          <w:lang w:val="gu_IN" w:bidi="gu_IN"/>
+        </w:rPr>
         <w:t>"કોઈપણ તારો અનાદર કરે નહિ"</w:t>
       </w:r>
     </w:p>
@@ -10225,6 +10855,21 @@
           <w:b/>
           <w:lang w:val="gu_IN" w:bidi="gu_IN"/>
         </w:rPr>
+        <w:t>μηδείς σου περιφρονείτω</w:t>
+      </w:r>
+    </w:p>
+    <w:p>
+      <w:pPr/>
+      <w:r>
+        <w:rPr>
+          <w:lang w:val="gu_IN" w:bidi="gu_IN"/>
+        </w:rPr>
+      </w:r>
+      <w:r>
+        <w:rPr>
+          <w:b/>
+          <w:lang w:val="gu_IN" w:bidi="gu_IN"/>
+        </w:rPr>
         <w:t>"કોઈપણ તારો અનાદર કરે નહિ"</w:t>
       </w:r>
     </w:p>
@@ -10499,6 +11144,21 @@
           <w:b/>
           <w:lang w:val="gu_IN" w:bidi="gu_IN"/>
         </w:rPr>
+        <w:t>ὑπομίμνῃσκε αὐτοὺς &amp; ὑποτάσσεσθαι</w:t>
+      </w:r>
+    </w:p>
+    <w:p>
+      <w:pPr/>
+      <w:r>
+        <w:rPr>
+          <w:lang w:val="gu_IN" w:bidi="gu_IN"/>
+        </w:rPr>
+      </w:r>
+      <w:r>
+        <w:rPr>
+          <w:b/>
+          <w:lang w:val="gu_IN" w:bidi="gu_IN"/>
+        </w:rPr>
         <w:t>"તેઓને યાદ દેવડાવ કે તેઓએ &amp; સમર્પિત થવાનું"</w:t>
       </w:r>
     </w:p>
@@ -10730,6 +11390,21 @@
           <w:b/>
           <w:lang w:val="gu_IN" w:bidi="gu_IN"/>
         </w:rPr>
+        <w:t>πρὸς πᾶν ἔργον ἀγαθὸν ἑτοίμους εἶναι</w:t>
+      </w:r>
+    </w:p>
+    <w:p>
+      <w:pPr/>
+      <w:r>
+        <w:rPr>
+          <w:lang w:val="gu_IN" w:bidi="gu_IN"/>
+        </w:rPr>
+      </w:r>
+      <w:r>
+        <w:rPr>
+          <w:b/>
+          <w:lang w:val="gu_IN" w:bidi="gu_IN"/>
+        </w:rPr>
         <w:t>"સત્તાઓને &amp; દરેક સારા કાર્ય માટે તૈયાર રહેવાનું"</w:t>
       </w:r>
     </w:p>
@@ -10793,6 +11468,21 @@
           <w:b/>
           <w:lang w:val="gu_IN" w:bidi="gu_IN"/>
         </w:rPr>
+        <w:t>βλασφημεῖν</w:t>
+      </w:r>
+    </w:p>
+    <w:p>
+      <w:pPr/>
+      <w:r>
+        <w:rPr>
+          <w:lang w:val="gu_IN" w:bidi="gu_IN"/>
+        </w:rPr>
+      </w:r>
+      <w:r>
+        <w:rPr>
+          <w:b/>
+          <w:lang w:val="gu_IN" w:bidi="gu_IN"/>
+        </w:rPr>
         <w:t>"નિંદા કરવાની નહિ"</w:t>
       </w:r>
     </w:p>
@@ -11192,6 +11882,21 @@
           <w:b/>
           <w:lang w:val="gu_IN" w:bidi="gu_IN"/>
         </w:rPr>
+        <w:t>ἦμεν &amp; ἀνόητοι</w:t>
+      </w:r>
+    </w:p>
+    <w:p>
+      <w:pPr/>
+      <w:r>
+        <w:rPr>
+          <w:lang w:val="gu_IN" w:bidi="gu_IN"/>
+        </w:rPr>
+      </w:r>
+      <w:r>
+        <w:rPr>
+          <w:b/>
+          <w:lang w:val="gu_IN" w:bidi="gu_IN"/>
+        </w:rPr>
         <w:t>"પણ &amp; મૂર્ખ &amp; આપણે &amp; હતા"</w:t>
       </w:r>
     </w:p>
@@ -11345,6 +12050,21 @@
           <w:b/>
           <w:lang w:val="gu_IN" w:bidi="gu_IN"/>
         </w:rPr>
+        <w:t>πλανώμενοι, δουλεύοντες ἐπιθυμίαις καὶ ἡδοναῖς ποικίλαις</w:t>
+      </w:r>
+    </w:p>
+    <w:p>
+      <w:pPr/>
+      <w:r>
+        <w:rPr>
+          <w:lang w:val="gu_IN" w:bidi="gu_IN"/>
+        </w:rPr>
+      </w:r>
+      <w:r>
+        <w:rPr>
+          <w:b/>
+          <w:lang w:val="gu_IN" w:bidi="gu_IN"/>
+        </w:rPr>
         <w:t>"વિવિધ આવેગો અને વિલાસરૂપી વાસનાઓથી દોરાઈને, માર્ગથી ભટકેલ તથા ગુલામ"</w:t>
       </w:r>
     </w:p>
@@ -11576,6 +12296,21 @@
           <w:b/>
           <w:lang w:val="gu_IN" w:bidi="gu_IN"/>
         </w:rPr>
+        <w:t>στυγητοί</w:t>
+      </w:r>
+    </w:p>
+    <w:p>
+      <w:pPr/>
+      <w:r>
+        <w:rPr>
+          <w:lang w:val="gu_IN" w:bidi="gu_IN"/>
+        </w:rPr>
+      </w:r>
+      <w:r>
+        <w:rPr>
+          <w:b/>
+          <w:lang w:val="gu_IN" w:bidi="gu_IN"/>
+        </w:rPr>
         <w:t>"તિરસ્કારપાત્ર"</w:t>
       </w:r>
     </w:p>
@@ -11729,6 +12464,21 @@
           <w:b/>
           <w:lang w:val="gu_IN" w:bidi="gu_IN"/>
         </w:rPr>
+        <w:t>ὅτε &amp; ἡ χρηστότης καὶ ἡ φιλανθρωπία ἐπεφάνη τοῦ Σωτῆρος ἡμῶν, Θεοῦ</w:t>
+      </w:r>
+    </w:p>
+    <w:p>
+      <w:pPr/>
+      <w:r>
+        <w:rPr>
+          <w:lang w:val="gu_IN" w:bidi="gu_IN"/>
+        </w:rPr>
+      </w:r>
+      <w:r>
+        <w:rPr>
+          <w:b/>
+          <w:lang w:val="gu_IN" w:bidi="gu_IN"/>
+        </w:rPr>
         <w:t>"જ્યારે ઈશ્વર આપણા ઉદ્ધારકની દયા અને માનવજાત પ્રત્યેનો તેમનો પ્રેમ પ્રગટ થયા"</w:t>
       </w:r>
     </w:p>
@@ -11804,6 +12554,21 @@
           <w:b/>
           <w:lang w:val="gu_IN" w:bidi="gu_IN"/>
         </w:rPr>
+        <w:t>ὅτε &amp; ἡ χρηστότης καὶ ἡ φιλανθρωπία ἐπεφάνη τοῦ Σωτῆρος ἡμῶν, Θεοῦ</w:t>
+      </w:r>
+    </w:p>
+    <w:p>
+      <w:pPr/>
+      <w:r>
+        <w:rPr>
+          <w:lang w:val="gu_IN" w:bidi="gu_IN"/>
+        </w:rPr>
+      </w:r>
+      <w:r>
+        <w:rPr>
+          <w:b/>
+          <w:lang w:val="gu_IN" w:bidi="gu_IN"/>
+        </w:rPr>
         <w:t>"જ્યારે ઈશ્વર આપણા ઉદ્ધારકની દયા અને માનવજાત પ્રત્યેનો તેમનો પ્રેમ પ્રગટ થયા"</w:t>
       </w:r>
     </w:p>
@@ -12317,6 +13082,21 @@
           <w:b/>
           <w:lang w:val="gu_IN" w:bidi="gu_IN"/>
         </w:rPr>
+        <w:t>διὰ Ἰησοῦ Χριστοῦ, τοῦ Σωτῆρος ἡμῶν</w:t>
+      </w:r>
+    </w:p>
+    <w:p>
+      <w:pPr/>
+      <w:r>
+        <w:rPr>
+          <w:lang w:val="gu_IN" w:bidi="gu_IN"/>
+        </w:rPr>
+      </w:r>
+      <w:r>
+        <w:rPr>
+          <w:b/>
+          <w:lang w:val="gu_IN" w:bidi="gu_IN"/>
+        </w:rPr>
         <w:t>"ઈશ્વરે &amp; ઉદ્ધારક ઈસુ ખ્રિસ્તમાં આપણા"</w:t>
       </w:r>
     </w:p>
@@ -12560,6 +13340,21 @@
           <w:b/>
           <w:lang w:val="gu_IN" w:bidi="gu_IN"/>
         </w:rPr>
+        <w:t>κληρονόμοι γενηθῶμεν, κατ’ ἐλπίδα ζωῆς αἰωνίου</w:t>
+      </w:r>
+    </w:p>
+    <w:p>
+      <w:pPr/>
+      <w:r>
+        <w:rPr>
+          <w:lang w:val="gu_IN" w:bidi="gu_IN"/>
+        </w:rPr>
+      </w:r>
+      <w:r>
+        <w:rPr>
+          <w:b/>
+          <w:lang w:val="gu_IN" w:bidi="gu_IN"/>
+        </w:rPr>
         <w:t>"તેમની &amp; દ્વારા &amp; અનંતજીવનની ચોક્કસ આશા સાથે આપણે &amp; વારસદારો બનીએ"</w:t>
       </w:r>
     </w:p>
@@ -12791,6 +13586,21 @@
           <w:b/>
           <w:lang w:val="gu_IN" w:bidi="gu_IN"/>
         </w:rPr>
+        <w:t>φροντίζωσιν καλῶν ἔργων, προΐστασθαι</w:t>
+      </w:r>
+    </w:p>
+    <w:p>
+      <w:pPr/>
+      <w:r>
+        <w:rPr>
+          <w:lang w:val="gu_IN" w:bidi="gu_IN"/>
+        </w:rPr>
+      </w:r>
+      <w:r>
+        <w:rPr>
+          <w:b/>
+          <w:lang w:val="gu_IN" w:bidi="gu_IN"/>
+        </w:rPr>
         <w:t>"ભાર મૂકે &amp; સાવધપૂર્વક &amp; કરણીઓ કરવા &amp; સારી"</w:t>
       </w:r>
     </w:p>
@@ -12932,6 +13742,21 @@
           <w:b/>
           <w:lang w:val="gu_IN" w:bidi="gu_IN"/>
         </w:rPr>
+        <w:t>μωρὰς &amp; ζητήσεις</w:t>
+      </w:r>
+    </w:p>
+    <w:p>
+      <w:pPr/>
+      <w:r>
+        <w:rPr>
+          <w:lang w:val="gu_IN" w:bidi="gu_IN"/>
+        </w:rPr>
+      </w:r>
+      <w:r>
+        <w:rPr>
+          <w:b/>
+          <w:lang w:val="gu_IN" w:bidi="gu_IN"/>
+        </w:rPr>
         <w:t>"પરંતુ મૂર્ખ વાદવિવાદો"</w:t>
       </w:r>
     </w:p>
@@ -13385,6 +14210,21 @@
           <w:b/>
           <w:lang w:val="gu_IN" w:bidi="gu_IN"/>
         </w:rPr>
+        <w:t>ὁ τοιοῦτος</w:t>
+      </w:r>
+    </w:p>
+    <w:p>
+      <w:pPr/>
+      <w:r>
+        <w:rPr>
+          <w:lang w:val="gu_IN" w:bidi="gu_IN"/>
+        </w:rPr>
+      </w:r>
+      <w:r>
+        <w:rPr>
+          <w:b/>
+          <w:lang w:val="gu_IN" w:bidi="gu_IN"/>
+        </w:rPr>
         <w:t>"તે વ્યક્તિ સત્યના માર્ગથી ભટકીને"</w:t>
       </w:r>
     </w:p>
@@ -13538,6 +14378,21 @@
           <w:b/>
           <w:lang w:val="gu_IN" w:bidi="gu_IN"/>
         </w:rPr>
+        <w:t>ὢν αὐτοκατάκριτος</w:t>
+      </w:r>
+    </w:p>
+    <w:p>
+      <w:pPr/>
+      <w:r>
+        <w:rPr>
+          <w:lang w:val="gu_IN" w:bidi="gu_IN"/>
+        </w:rPr>
+      </w:r>
+      <w:r>
+        <w:rPr>
+          <w:b/>
+          <w:lang w:val="gu_IN" w:bidi="gu_IN"/>
+        </w:rPr>
         <w:t>"પોતાને સ્વ-દોષિત ઠરાવે છે"</w:t>
       </w:r>
     </w:p>
@@ -13679,6 +14534,21 @@
           <w:b/>
           <w:lang w:val="gu_IN" w:bidi="gu_IN"/>
         </w:rPr>
+        <w:t>Ἀρτεμᾶν &amp; Τυχικόν</w:t>
+      </w:r>
+    </w:p>
+    <w:p>
+      <w:pPr/>
+      <w:r>
+        <w:rPr>
+          <w:lang w:val="gu_IN" w:bidi="gu_IN"/>
+        </w:rPr>
+      </w:r>
+      <w:r>
+        <w:rPr>
+          <w:b/>
+          <w:lang w:val="gu_IN" w:bidi="gu_IN"/>
+        </w:rPr>
         <w:t>"આર્તિમાસ &amp; તુખિકસને"</w:t>
       </w:r>
     </w:p>
@@ -13754,6 +14624,21 @@
           <w:b/>
           <w:lang w:val="gu_IN" w:bidi="gu_IN"/>
         </w:rPr>
+        <w:t>σπούδασον ἐλθεῖν</w:t>
+      </w:r>
+    </w:p>
+    <w:p>
+      <w:pPr/>
+      <w:r>
+        <w:rPr>
+          <w:lang w:val="gu_IN" w:bidi="gu_IN"/>
+        </w:rPr>
+      </w:r>
+      <w:r>
+        <w:rPr>
+          <w:b/>
+          <w:lang w:val="gu_IN" w:bidi="gu_IN"/>
+        </w:rPr>
         <w:t>"આવવાને ઉતાવળ કરજે"</w:t>
       </w:r>
     </w:p>
@@ -13895,6 +14780,21 @@
           <w:b/>
           <w:lang w:val="gu_IN" w:bidi="gu_IN"/>
         </w:rPr>
+        <w:t>Ζηνᾶν &amp; Ἀπολλῶν</w:t>
+      </w:r>
+    </w:p>
+    <w:p>
+      <w:pPr/>
+      <w:r>
+        <w:rPr>
+          <w:lang w:val="gu_IN" w:bidi="gu_IN"/>
+        </w:rPr>
+      </w:r>
+      <w:r>
+        <w:rPr>
+          <w:b/>
+          <w:lang w:val="gu_IN" w:bidi="gu_IN"/>
+        </w:rPr>
         <w:t>"ઝેનાસ &amp; અપોલોસને"</w:t>
       </w:r>
     </w:p>
@@ -13970,6 +14870,21 @@
           <w:b/>
           <w:lang w:val="gu_IN" w:bidi="gu_IN"/>
         </w:rPr>
+        <w:t>καὶ Ἀπολλῶν</w:t>
+      </w:r>
+    </w:p>
+    <w:p>
+      <w:pPr/>
+      <w:r>
+        <w:rPr>
+          <w:lang w:val="gu_IN" w:bidi="gu_IN"/>
+        </w:rPr>
+      </w:r>
+      <w:r>
+        <w:rPr>
+          <w:b/>
+          <w:lang w:val="gu_IN" w:bidi="gu_IN"/>
+        </w:rPr>
         <w:t>"તથા અપોલોસને"</w:t>
       </w:r>
     </w:p>
@@ -14033,6 +14948,21 @@
           <w:b/>
           <w:lang w:val="gu_IN" w:bidi="gu_IN"/>
         </w:rPr>
+        <w:t>ἵνα μηδὲν αὐτοῖς λείπῃ</w:t>
+      </w:r>
+    </w:p>
+    <w:p>
+      <w:pPr/>
+      <w:r>
+        <w:rPr>
+          <w:lang w:val="gu_IN" w:bidi="gu_IN"/>
+        </w:rPr>
+      </w:r>
+      <w:r>
+        <w:rPr>
+          <w:b/>
+          <w:lang w:val="gu_IN" w:bidi="gu_IN"/>
+        </w:rPr>
         <w:t>"તેઓના માર્ગે &amp; કે તેઓને કશાની તંગી પડે નહિ"</w:t>
       </w:r>
     </w:p>
@@ -14367,6 +15297,21 @@
           <w:b/>
           <w:lang w:val="gu_IN" w:bidi="gu_IN"/>
         </w:rPr>
+        <w:t>ἵνα μὴ ὦσιν ἄκαρποι</w:t>
+      </w:r>
+    </w:p>
+    <w:p>
+      <w:pPr/>
+      <w:r>
+        <w:rPr>
+          <w:lang w:val="gu_IN" w:bidi="gu_IN"/>
+        </w:rPr>
+      </w:r>
+      <w:r>
+        <w:rPr>
+          <w:b/>
+          <w:lang w:val="gu_IN" w:bidi="gu_IN"/>
+        </w:rPr>
         <w:t>"જોઈએ, જેથી તેઓ નિરુપયોગી થાય નહિ"</w:t>
       </w:r>
     </w:p>
@@ -14442,6 +15387,21 @@
           <w:b/>
           <w:lang w:val="gu_IN" w:bidi="gu_IN"/>
         </w:rPr>
+        <w:t>ἵνα μὴ ὦσιν ἄκαρποι</w:t>
+      </w:r>
+    </w:p>
+    <w:p>
+      <w:pPr/>
+      <w:r>
+        <w:rPr>
+          <w:lang w:val="gu_IN" w:bidi="gu_IN"/>
+        </w:rPr>
+      </w:r>
+      <w:r>
+        <w:rPr>
+          <w:b/>
+          <w:lang w:val="gu_IN" w:bidi="gu_IN"/>
+        </w:rPr>
         <w:t>"જોઈએ, જેથી તેઓ નિરુપયોગી થાય નહિ"</w:t>
       </w:r>
     </w:p>
@@ -14517,6 +15477,21 @@
           <w:b/>
           <w:lang w:val="gu_IN" w:bidi="gu_IN"/>
         </w:rPr>
+        <w:t>ἀσπάζονταί σε</w:t>
+      </w:r>
+    </w:p>
+    <w:p>
+      <w:pPr/>
+      <w:r>
+        <w:rPr>
+          <w:lang w:val="gu_IN" w:bidi="gu_IN"/>
+        </w:rPr>
+      </w:r>
+      <w:r>
+        <w:rPr>
+          <w:b/>
+          <w:lang w:val="gu_IN" w:bidi="gu_IN"/>
+        </w:rPr>
         <w:t>"તને &amp; સલામ પાઠવજે"</w:t>
       </w:r>
     </w:p>
@@ -14579,6 +15554,21 @@
         <w:rPr>
           <w:lang w:val="gu_IN" w:bidi="gu_IN"/>
         </w:rPr>
+      </w:r>
+    </w:p>
+    <w:p>
+      <w:pPr/>
+      <w:r>
+        <w:rPr>
+          <w:lang w:val="gu_IN" w:bidi="gu_IN"/>
+        </w:rPr>
+      </w:r>
+      <w:r>
+        <w:rPr>
+          <w:b/>
+          <w:lang w:val="gu_IN" w:bidi="gu_IN"/>
+        </w:rPr>
+        <w:t>οἱ μετ’ ἐμοῦ πάντες</w:t>
       </w:r>
     </w:p>
     <w:p>
